--- a/docs/Documento_Técnico_Diseño.docx
+++ b/docs/Documento_Técnico_Diseño.docx
@@ -79,6 +79,15 @@
     </w:p>
     <w:sdt>
       <w:sdtPr>
+        <w:rPr>
+          <w:rFonts w:asciiTheme="minorHAnsi" w:eastAsiaTheme="minorHAnsi" w:hAnsiTheme="minorHAnsi" w:cstheme="minorBidi"/>
+          <w:color w:val="auto"/>
+          <w:kern w:val="2"/>
+          <w:sz w:val="22"/>
+          <w:szCs w:val="22"/>
+          <w:lang w:val="es-CO"/>
+          <w14:ligatures w14:val="standardContextual"/>
+        </w:rPr>
         <w:id w:val="73637572"/>
         <w:docPartObj>
           <w:docPartGallery w:val="Table of Contents"/>
@@ -87,16 +96,9 @@
       </w:sdtPr>
       <w:sdtEndPr>
         <w:rPr>
-          <w:rFonts w:asciiTheme="minorHAnsi" w:eastAsiaTheme="minorHAnsi" w:hAnsiTheme="minorHAnsi" w:cstheme="minorBidi"/>
           <w:b/>
           <w:bCs/>
           <w:noProof/>
-          <w:color w:val="auto"/>
-          <w:kern w:val="2"/>
-          <w:sz w:val="22"/>
-          <w:szCs w:val="22"/>
-          <w:lang w:val="es-CO"/>
-          <w14:ligatures w14:val="standardContextual"/>
         </w:rPr>
       </w:sdtEndPr>
       <w:sdtContent>
@@ -138,7 +140,7 @@
           <w:r>
             <w:fldChar w:fldCharType="separate"/>
           </w:r>
-          <w:hyperlink w:anchor="_Toc230033391" w:history="1">
+          <w:hyperlink w:anchor="_Toc230381752" w:history="1">
             <w:r>
               <w:rPr>
                 <w:rStyle w:val="Hipervnculo"/>
@@ -182,7 +184,7 @@
                 <w:noProof/>
                 <w:webHidden/>
               </w:rPr>
-              <w:instrText xml:space="preserve"> PAGEREF _Toc230033391 \h </w:instrText>
+              <w:instrText xml:space="preserve"> PAGEREF _Toc230381752 \h </w:instrText>
             </w:r>
             <w:r>
               <w:rPr>
@@ -228,7 +230,7 @@
               <w:lang w:val="en-US"/>
             </w:rPr>
           </w:pPr>
-          <w:hyperlink w:anchor="_Toc230033392" w:history="1">
+          <w:hyperlink w:anchor="_Toc230381753" w:history="1">
             <w:r>
               <w:rPr>
                 <w:rStyle w:val="Hipervnculo"/>
@@ -272,7 +274,7 @@
                 <w:noProof/>
                 <w:webHidden/>
               </w:rPr>
-              <w:instrText xml:space="preserve"> PAGEREF _Toc230033392 \h </w:instrText>
+              <w:instrText xml:space="preserve"> PAGEREF _Toc230381753 \h </w:instrText>
             </w:r>
             <w:r>
               <w:rPr>
@@ -318,7 +320,7 @@
               <w:lang w:val="en-US"/>
             </w:rPr>
           </w:pPr>
-          <w:hyperlink w:anchor="_Toc230033393" w:history="1">
+          <w:hyperlink w:anchor="_Toc230381754" w:history="1">
             <w:r>
               <w:rPr>
                 <w:rStyle w:val="Hipervnculo"/>
@@ -362,7 +364,7 @@
                 <w:noProof/>
                 <w:webHidden/>
               </w:rPr>
-              <w:instrText xml:space="preserve"> PAGEREF _Toc230033393 \h </w:instrText>
+              <w:instrText xml:space="preserve"> PAGEREF _Toc230381754 \h </w:instrText>
             </w:r>
             <w:r>
               <w:rPr>
@@ -408,7 +410,7 @@
               <w:lang w:val="en-US"/>
             </w:rPr>
           </w:pPr>
-          <w:hyperlink w:anchor="_Toc230033394" w:history="1">
+          <w:hyperlink w:anchor="_Toc230381755" w:history="1">
             <w:r>
               <w:rPr>
                 <w:rStyle w:val="Hipervnculo"/>
@@ -452,7 +454,7 @@
                 <w:noProof/>
                 <w:webHidden/>
               </w:rPr>
-              <w:instrText xml:space="preserve"> PAGEREF _Toc230033394 \h </w:instrText>
+              <w:instrText xml:space="preserve"> PAGEREF _Toc230381755 \h </w:instrText>
             </w:r>
             <w:r>
               <w:rPr>
@@ -498,7 +500,7 @@
               <w:lang w:val="en-US"/>
             </w:rPr>
           </w:pPr>
-          <w:hyperlink w:anchor="_Toc230033395" w:history="1">
+          <w:hyperlink w:anchor="_Toc230381756" w:history="1">
             <w:r>
               <w:rPr>
                 <w:rStyle w:val="Hipervnculo"/>
@@ -542,7 +544,7 @@
                 <w:noProof/>
                 <w:webHidden/>
               </w:rPr>
-              <w:instrText xml:space="preserve"> PAGEREF _Toc230033395 \h </w:instrText>
+              <w:instrText xml:space="preserve"> PAGEREF _Toc230381756 \h </w:instrText>
             </w:r>
             <w:r>
               <w:rPr>
@@ -588,7 +590,7 @@
               <w:lang w:val="en-US"/>
             </w:rPr>
           </w:pPr>
-          <w:hyperlink w:anchor="_Toc230033396" w:history="1">
+          <w:hyperlink w:anchor="_Toc230381757" w:history="1">
             <w:r>
               <w:rPr>
                 <w:rStyle w:val="Hipervnculo"/>
@@ -632,7 +634,7 @@
                 <w:noProof/>
                 <w:webHidden/>
               </w:rPr>
-              <w:instrText xml:space="preserve"> PAGEREF _Toc230033396 \h </w:instrText>
+              <w:instrText xml:space="preserve"> PAGEREF _Toc230381757 \h </w:instrText>
             </w:r>
             <w:r>
               <w:rPr>
@@ -678,7 +680,7 @@
               <w:lang w:val="en-US"/>
             </w:rPr>
           </w:pPr>
-          <w:hyperlink w:anchor="_Toc230033397" w:history="1">
+          <w:hyperlink w:anchor="_Toc230381758" w:history="1">
             <w:r>
               <w:rPr>
                 <w:rStyle w:val="Hipervnculo"/>
@@ -722,7 +724,7 @@
                 <w:noProof/>
                 <w:webHidden/>
               </w:rPr>
-              <w:instrText xml:space="preserve"> PAGEREF _Toc230033397 \h </w:instrText>
+              <w:instrText xml:space="preserve"> PAGEREF _Toc230381758 \h </w:instrText>
             </w:r>
             <w:r>
               <w:rPr>
@@ -768,7 +770,7 @@
               <w:lang w:val="en-US"/>
             </w:rPr>
           </w:pPr>
-          <w:hyperlink w:anchor="_Toc230033398" w:history="1">
+          <w:hyperlink w:anchor="_Toc230381759" w:history="1">
             <w:r>
               <w:rPr>
                 <w:rStyle w:val="Hipervnculo"/>
@@ -812,7 +814,7 @@
                 <w:noProof/>
                 <w:webHidden/>
               </w:rPr>
-              <w:instrText xml:space="preserve"> PAGEREF _Toc230033398 \h </w:instrText>
+              <w:instrText xml:space="preserve"> PAGEREF _Toc230381759 \h </w:instrText>
             </w:r>
             <w:r>
               <w:rPr>
@@ -858,7 +860,7 @@
               <w:lang w:val="en-US"/>
             </w:rPr>
           </w:pPr>
-          <w:hyperlink w:anchor="_Toc230033399" w:history="1">
+          <w:hyperlink w:anchor="_Toc230381760" w:history="1">
             <w:r>
               <w:rPr>
                 <w:rStyle w:val="Hipervnculo"/>
@@ -902,7 +904,7 @@
                 <w:noProof/>
                 <w:webHidden/>
               </w:rPr>
-              <w:instrText xml:space="preserve"> PAGEREF _Toc230033399 \h </w:instrText>
+              <w:instrText xml:space="preserve"> PAGEREF _Toc230381760 \h </w:instrText>
             </w:r>
             <w:r>
               <w:rPr>
@@ -948,7 +950,7 @@
               <w:lang w:val="en-US"/>
             </w:rPr>
           </w:pPr>
-          <w:hyperlink w:anchor="_Toc230033400" w:history="1">
+          <w:hyperlink w:anchor="_Toc230381761" w:history="1">
             <w:r>
               <w:rPr>
                 <w:rStyle w:val="Hipervnculo"/>
@@ -992,7 +994,7 @@
                 <w:noProof/>
                 <w:webHidden/>
               </w:rPr>
-              <w:instrText xml:space="preserve"> PAGEREF _Toc230033400 \h </w:instrText>
+              <w:instrText xml:space="preserve"> PAGEREF _Toc230381761 \h </w:instrText>
             </w:r>
             <w:r>
               <w:rPr>
@@ -1012,7 +1014,7 @@
                 <w:noProof/>
                 <w:webHidden/>
               </w:rPr>
-              <w:t>4</w:t>
+              <w:t>5</w:t>
             </w:r>
             <w:r>
               <w:rPr>
@@ -1038,7 +1040,7 @@
               <w:lang w:val="en-US"/>
             </w:rPr>
           </w:pPr>
-          <w:hyperlink w:anchor="_Toc230033401" w:history="1">
+          <w:hyperlink w:anchor="_Toc230381762" w:history="1">
             <w:r>
               <w:rPr>
                 <w:rStyle w:val="Hipervnculo"/>
@@ -1061,7 +1063,7 @@
                 <w:rStyle w:val="Hipervnculo"/>
                 <w:noProof/>
               </w:rPr>
-              <w:t>Descripción de tallada de cada entidad y relación.</w:t>
+              <w:t>Descripción detallada de cada entidad y relación.</w:t>
             </w:r>
             <w:r>
               <w:rPr>
@@ -1082,7 +1084,7 @@
                 <w:noProof/>
                 <w:webHidden/>
               </w:rPr>
-              <w:instrText xml:space="preserve"> PAGEREF _Toc230033401 \h </w:instrText>
+              <w:instrText xml:space="preserve"> PAGEREF _Toc230381762 \h </w:instrText>
             </w:r>
             <w:r>
               <w:rPr>
@@ -1102,7 +1104,7 @@
                 <w:noProof/>
                 <w:webHidden/>
               </w:rPr>
-              <w:t>4</w:t>
+              <w:t>5</w:t>
             </w:r>
             <w:r>
               <w:rPr>
@@ -1128,7 +1130,7 @@
               <w:lang w:val="en-US"/>
             </w:rPr>
           </w:pPr>
-          <w:hyperlink w:anchor="_Toc230033402" w:history="1">
+          <w:hyperlink w:anchor="_Toc230381763" w:history="1">
             <w:r>
               <w:rPr>
                 <w:rStyle w:val="Hipervnculo"/>
@@ -1172,7 +1174,7 @@
                 <w:noProof/>
                 <w:webHidden/>
               </w:rPr>
-              <w:instrText xml:space="preserve"> PAGEREF _Toc230033402 \h </w:instrText>
+              <w:instrText xml:space="preserve"> PAGEREF _Toc230381763 \h </w:instrText>
             </w:r>
             <w:r>
               <w:rPr>
@@ -1192,7 +1194,7 @@
                 <w:noProof/>
                 <w:webHidden/>
               </w:rPr>
-              <w:t>4</w:t>
+              <w:t>6</w:t>
             </w:r>
             <w:r>
               <w:rPr>
@@ -1218,7 +1220,7 @@
               <w:lang w:val="en-US"/>
             </w:rPr>
           </w:pPr>
-          <w:hyperlink w:anchor="_Toc230033403" w:history="1">
+          <w:hyperlink w:anchor="_Toc230381764" w:history="1">
             <w:r>
               <w:rPr>
                 <w:rStyle w:val="Hipervnculo"/>
@@ -1262,7 +1264,7 @@
                 <w:noProof/>
                 <w:webHidden/>
               </w:rPr>
-              <w:instrText xml:space="preserve"> PAGEREF _Toc230033403 \h </w:instrText>
+              <w:instrText xml:space="preserve"> PAGEREF _Toc230381764 \h </w:instrText>
             </w:r>
             <w:r>
               <w:rPr>
@@ -1282,7 +1284,7 @@
                 <w:noProof/>
                 <w:webHidden/>
               </w:rPr>
-              <w:t>4</w:t>
+              <w:t>6</w:t>
             </w:r>
             <w:r>
               <w:rPr>
@@ -1308,7 +1310,7 @@
               <w:lang w:val="en-US"/>
             </w:rPr>
           </w:pPr>
-          <w:hyperlink w:anchor="_Toc230033404" w:history="1">
+          <w:hyperlink w:anchor="_Toc230381765" w:history="1">
             <w:r>
               <w:rPr>
                 <w:rStyle w:val="Hipervnculo"/>
@@ -1352,7 +1354,7 @@
                 <w:noProof/>
                 <w:webHidden/>
               </w:rPr>
-              <w:instrText xml:space="preserve"> PAGEREF _Toc230033404 \h </w:instrText>
+              <w:instrText xml:space="preserve"> PAGEREF _Toc230381765 \h </w:instrText>
             </w:r>
             <w:r>
               <w:rPr>
@@ -1372,7 +1374,7 @@
                 <w:noProof/>
                 <w:webHidden/>
               </w:rPr>
-              <w:t>4</w:t>
+              <w:t>6</w:t>
             </w:r>
             <w:r>
               <w:rPr>
@@ -1398,7 +1400,7 @@
               <w:lang w:val="en-US"/>
             </w:rPr>
           </w:pPr>
-          <w:hyperlink w:anchor="_Toc230033405" w:history="1">
+          <w:hyperlink w:anchor="_Toc230381766" w:history="1">
             <w:r>
               <w:rPr>
                 <w:rStyle w:val="Hipervnculo"/>
@@ -1442,7 +1444,7 @@
                 <w:noProof/>
                 <w:webHidden/>
               </w:rPr>
-              <w:instrText xml:space="preserve"> PAGEREF _Toc230033405 \h </w:instrText>
+              <w:instrText xml:space="preserve"> PAGEREF _Toc230381766 \h </w:instrText>
             </w:r>
             <w:r>
               <w:rPr>
@@ -1462,7 +1464,7 @@
                 <w:noProof/>
                 <w:webHidden/>
               </w:rPr>
-              <w:t>4</w:t>
+              <w:t>7</w:t>
             </w:r>
             <w:r>
               <w:rPr>
@@ -1488,7 +1490,7 @@
               <w:lang w:val="en-US"/>
             </w:rPr>
           </w:pPr>
-          <w:hyperlink w:anchor="_Toc230033406" w:history="1">
+          <w:hyperlink w:anchor="_Toc230381767" w:history="1">
             <w:r>
               <w:rPr>
                 <w:rStyle w:val="Hipervnculo"/>
@@ -1532,7 +1534,7 @@
                 <w:noProof/>
                 <w:webHidden/>
               </w:rPr>
-              <w:instrText xml:space="preserve"> PAGEREF _Toc230033406 \h </w:instrText>
+              <w:instrText xml:space="preserve"> PAGEREF _Toc230381767 \h </w:instrText>
             </w:r>
             <w:r>
               <w:rPr>
@@ -1552,7 +1554,7 @@
                 <w:noProof/>
                 <w:webHidden/>
               </w:rPr>
-              <w:t>4</w:t>
+              <w:t>7</w:t>
             </w:r>
             <w:r>
               <w:rPr>
@@ -1578,7 +1580,7 @@
               <w:lang w:val="en-US"/>
             </w:rPr>
           </w:pPr>
-          <w:hyperlink w:anchor="_Toc230033407" w:history="1">
+          <w:hyperlink w:anchor="_Toc230381768" w:history="1">
             <w:r>
               <w:rPr>
                 <w:rStyle w:val="Hipervnculo"/>
@@ -1622,7 +1624,7 @@
                 <w:noProof/>
                 <w:webHidden/>
               </w:rPr>
-              <w:instrText xml:space="preserve"> PAGEREF _Toc230033407 \h </w:instrText>
+              <w:instrText xml:space="preserve"> PAGEREF _Toc230381768 \h </w:instrText>
             </w:r>
             <w:r>
               <w:rPr>
@@ -1642,7 +1644,7 @@
                 <w:noProof/>
                 <w:webHidden/>
               </w:rPr>
-              <w:t>4</w:t>
+              <w:t>7</w:t>
             </w:r>
             <w:r>
               <w:rPr>
@@ -1668,7 +1670,7 @@
               <w:lang w:val="en-US"/>
             </w:rPr>
           </w:pPr>
-          <w:hyperlink w:anchor="_Toc230033408" w:history="1">
+          <w:hyperlink w:anchor="_Toc230381769" w:history="1">
             <w:r>
               <w:rPr>
                 <w:rStyle w:val="Hipervnculo"/>
@@ -1712,7 +1714,7 @@
                 <w:noProof/>
                 <w:webHidden/>
               </w:rPr>
-              <w:instrText xml:space="preserve"> PAGEREF _Toc230033408 \h </w:instrText>
+              <w:instrText xml:space="preserve"> PAGEREF _Toc230381769 \h </w:instrText>
             </w:r>
             <w:r>
               <w:rPr>
@@ -1732,7 +1734,7 @@
                 <w:noProof/>
                 <w:webHidden/>
               </w:rPr>
-              <w:t>4</w:t>
+              <w:t>7</w:t>
             </w:r>
             <w:r>
               <w:rPr>
@@ -1758,7 +1760,7 @@
               <w:lang w:val="en-US"/>
             </w:rPr>
           </w:pPr>
-          <w:hyperlink w:anchor="_Toc230033409" w:history="1">
+          <w:hyperlink w:anchor="_Toc230381770" w:history="1">
             <w:r>
               <w:rPr>
                 <w:rStyle w:val="Hipervnculo"/>
@@ -1802,7 +1804,7 @@
                 <w:noProof/>
                 <w:webHidden/>
               </w:rPr>
-              <w:instrText xml:space="preserve"> PAGEREF _Toc230033409 \h </w:instrText>
+              <w:instrText xml:space="preserve"> PAGEREF _Toc230381770 \h </w:instrText>
             </w:r>
             <w:r>
               <w:rPr>
@@ -1822,7 +1824,7 @@
                 <w:noProof/>
                 <w:webHidden/>
               </w:rPr>
-              <w:t>4</w:t>
+              <w:t>7</w:t>
             </w:r>
             <w:r>
               <w:rPr>
@@ -1848,7 +1850,7 @@
               <w:lang w:val="en-US"/>
             </w:rPr>
           </w:pPr>
-          <w:hyperlink w:anchor="_Toc230033410" w:history="1">
+          <w:hyperlink w:anchor="_Toc230381771" w:history="1">
             <w:r>
               <w:rPr>
                 <w:rStyle w:val="Hipervnculo"/>
@@ -1892,7 +1894,7 @@
                 <w:noProof/>
                 <w:webHidden/>
               </w:rPr>
-              <w:instrText xml:space="preserve"> PAGEREF _Toc230033410 \h </w:instrText>
+              <w:instrText xml:space="preserve"> PAGEREF _Toc230381771 \h </w:instrText>
             </w:r>
             <w:r>
               <w:rPr>
@@ -1912,7 +1914,7 @@
                 <w:noProof/>
                 <w:webHidden/>
               </w:rPr>
-              <w:t>4</w:t>
+              <w:t>7</w:t>
             </w:r>
             <w:r>
               <w:rPr>
@@ -1938,7 +1940,7 @@
               <w:lang w:val="en-US"/>
             </w:rPr>
           </w:pPr>
-          <w:hyperlink w:anchor="_Toc230033411" w:history="1">
+          <w:hyperlink w:anchor="_Toc230381772" w:history="1">
             <w:r>
               <w:rPr>
                 <w:rStyle w:val="Hipervnculo"/>
@@ -1982,7 +1984,7 @@
                 <w:noProof/>
                 <w:webHidden/>
               </w:rPr>
-              <w:instrText xml:space="preserve"> PAGEREF _Toc230033411 \h </w:instrText>
+              <w:instrText xml:space="preserve"> PAGEREF _Toc230381772 \h </w:instrText>
             </w:r>
             <w:r>
               <w:rPr>
@@ -2002,7 +2004,7 @@
                 <w:noProof/>
                 <w:webHidden/>
               </w:rPr>
-              <w:t>4</w:t>
+              <w:t>7</w:t>
             </w:r>
             <w:r>
               <w:rPr>
@@ -2028,7 +2030,7 @@
               <w:lang w:val="en-US"/>
             </w:rPr>
           </w:pPr>
-          <w:hyperlink w:anchor="_Toc230033412" w:history="1">
+          <w:hyperlink w:anchor="_Toc230381773" w:history="1">
             <w:r>
               <w:rPr>
                 <w:rStyle w:val="Hipervnculo"/>
@@ -2051,7 +2053,7 @@
                 <w:rStyle w:val="Hipervnculo"/>
                 <w:noProof/>
               </w:rPr>
-              <w:t>Matriz de decisión por entidad</w:t>
+              <w:t>Análisis del teorema CAP.</w:t>
             </w:r>
             <w:r>
               <w:rPr>
@@ -2072,7 +2074,7 @@
                 <w:noProof/>
                 <w:webHidden/>
               </w:rPr>
-              <w:instrText xml:space="preserve"> PAGEREF _Toc230033412 \h </w:instrText>
+              <w:instrText xml:space="preserve"> PAGEREF _Toc230381773 \h </w:instrText>
             </w:r>
             <w:r>
               <w:rPr>
@@ -2092,7 +2094,7 @@
                 <w:noProof/>
                 <w:webHidden/>
               </w:rPr>
-              <w:t>4</w:t>
+              <w:t>7</w:t>
             </w:r>
             <w:r>
               <w:rPr>
@@ -2118,7 +2120,7 @@
               <w:lang w:val="en-US"/>
             </w:rPr>
           </w:pPr>
-          <w:hyperlink w:anchor="_Toc230033413" w:history="1">
+          <w:hyperlink w:anchor="_Toc230381774" w:history="1">
             <w:r>
               <w:rPr>
                 <w:rStyle w:val="Hipervnculo"/>
@@ -2141,7 +2143,7 @@
                 <w:rStyle w:val="Hipervnculo"/>
                 <w:noProof/>
               </w:rPr>
-              <w:t>Análisis del teorema CAP.</w:t>
+              <w:t>Trade-offs y estrategias de mitigación.</w:t>
             </w:r>
             <w:r>
               <w:rPr>
@@ -2162,7 +2164,7 @@
                 <w:noProof/>
                 <w:webHidden/>
               </w:rPr>
-              <w:instrText xml:space="preserve"> PAGEREF _Toc230033413 \h </w:instrText>
+              <w:instrText xml:space="preserve"> PAGEREF _Toc230381774 \h </w:instrText>
             </w:r>
             <w:r>
               <w:rPr>
@@ -2182,7 +2184,97 @@
                 <w:noProof/>
                 <w:webHidden/>
               </w:rPr>
-              <w:t>4</w:t>
+              <w:t>7</w:t>
+            </w:r>
+            <w:r>
+              <w:rPr>
+                <w:noProof/>
+                <w:webHidden/>
+              </w:rPr>
+              <w:fldChar w:fldCharType="end"/>
+            </w:r>
+          </w:hyperlink>
+        </w:p>
+        <w:p>
+          <w:pPr>
+            <w:pStyle w:val="TDC1"/>
+            <w:tabs>
+              <w:tab w:val="left" w:pos="480"/>
+              <w:tab w:val="right" w:leader="dot" w:pos="8828"/>
+            </w:tabs>
+            <w:rPr>
+              <w:rFonts w:eastAsiaTheme="minorEastAsia"/>
+              <w:noProof/>
+              <w:sz w:val="24"/>
+              <w:szCs w:val="24"/>
+              <w:lang w:val="en-US"/>
+            </w:rPr>
+          </w:pPr>
+          <w:hyperlink w:anchor="_Toc230381775" w:history="1">
+            <w:r>
+              <w:rPr>
+                <w:rStyle w:val="Hipervnculo"/>
+                <w:noProof/>
+              </w:rPr>
+              <w:t>7.</w:t>
+            </w:r>
+            <w:r>
+              <w:rPr>
+                <w:rFonts w:eastAsiaTheme="minorEastAsia"/>
+                <w:noProof/>
+                <w:sz w:val="24"/>
+                <w:szCs w:val="24"/>
+                <w:lang w:val="en-US"/>
+              </w:rPr>
+              <w:tab/>
+            </w:r>
+            <w:r>
+              <w:rPr>
+                <w:rStyle w:val="Hipervnculo"/>
+                <w:noProof/>
+              </w:rPr>
+              <w:t>Diccionario de datos.</w:t>
+            </w:r>
+            <w:r>
+              <w:rPr>
+                <w:noProof/>
+                <w:webHidden/>
+              </w:rPr>
+              <w:tab/>
+            </w:r>
+            <w:r>
+              <w:rPr>
+                <w:noProof/>
+                <w:webHidden/>
+              </w:rPr>
+              <w:fldChar w:fldCharType="begin"/>
+            </w:r>
+            <w:r>
+              <w:rPr>
+                <w:noProof/>
+                <w:webHidden/>
+              </w:rPr>
+              <w:instrText xml:space="preserve"> PAGEREF _Toc230381775 \h </w:instrText>
+            </w:r>
+            <w:r>
+              <w:rPr>
+                <w:noProof/>
+                <w:webHidden/>
+              </w:rPr>
+            </w:r>
+            <w:r>
+              <w:rPr>
+                <w:noProof/>
+                <w:webHidden/>
+              </w:rPr>
+              <w:fldChar w:fldCharType="separate"/>
+            </w:r>
+            <w:r>
+              <w:rPr>
+                <w:noProof/>
+                <w:webHidden/>
+              </w:rPr>
+              <w:t>8</w:t>
             </w:r>
             <w:r>
               <w:rPr>
@@ -2208,13 +2300,13 @@
               <w:lang w:val="en-US"/>
             </w:rPr>
           </w:pPr>
-          <w:hyperlink w:anchor="_Toc230033414" w:history="1">
+          <w:hyperlink w:anchor="_Toc230381776" w:history="1">
             <w:r>
               <w:rPr>
                 <w:rStyle w:val="Hipervnculo"/>
                 <w:noProof/>
               </w:rPr>
-              <w:t>6.3.</w:t>
+              <w:t>7.1.</w:t>
             </w:r>
             <w:r>
               <w:rPr>
@@ -2231,7 +2323,7 @@
                 <w:rStyle w:val="Hipervnculo"/>
                 <w:noProof/>
               </w:rPr>
-              <w:t>Trade-offs y estrategias de mitigación.</w:t>
+              <w:t>Script SQL preliminares.</w:t>
             </w:r>
             <w:r>
               <w:rPr>
@@ -2252,7 +2344,7 @@
                 <w:noProof/>
                 <w:webHidden/>
               </w:rPr>
-              <w:instrText xml:space="preserve"> PAGEREF _Toc230033414 \h </w:instrText>
+              <w:instrText xml:space="preserve"> PAGEREF _Toc230381776 \h </w:instrText>
             </w:r>
             <w:r>
               <w:rPr>
@@ -2272,277 +2364,7 @@
                 <w:noProof/>
                 <w:webHidden/>
               </w:rPr>
-              <w:t>4</w:t>
-            </w:r>
-            <w:r>
-              <w:rPr>
-                <w:noProof/>
-                <w:webHidden/>
-              </w:rPr>
-              <w:fldChar w:fldCharType="end"/>
-            </w:r>
-          </w:hyperlink>
-        </w:p>
-        <w:p>
-          <w:pPr>
-            <w:pStyle w:val="TDC1"/>
-            <w:tabs>
-              <w:tab w:val="left" w:pos="480"/>
-              <w:tab w:val="right" w:leader="dot" w:pos="8828"/>
-            </w:tabs>
-            <w:rPr>
-              <w:rFonts w:eastAsiaTheme="minorEastAsia"/>
-              <w:noProof/>
-              <w:sz w:val="24"/>
-              <w:szCs w:val="24"/>
-              <w:lang w:val="en-US"/>
-            </w:rPr>
-          </w:pPr>
-          <w:hyperlink w:anchor="_Toc230033415" w:history="1">
-            <w:r>
-              <w:rPr>
-                <w:rStyle w:val="Hipervnculo"/>
-                <w:noProof/>
-              </w:rPr>
-              <w:t>7.</w:t>
-            </w:r>
-            <w:r>
-              <w:rPr>
-                <w:rFonts w:eastAsiaTheme="minorEastAsia"/>
-                <w:noProof/>
-                <w:sz w:val="24"/>
-                <w:szCs w:val="24"/>
-                <w:lang w:val="en-US"/>
-              </w:rPr>
-              <w:tab/>
-            </w:r>
-            <w:r>
-              <w:rPr>
-                <w:rStyle w:val="Hipervnculo"/>
-                <w:noProof/>
-              </w:rPr>
-              <w:t>Diccionario de datos.</w:t>
-            </w:r>
-            <w:r>
-              <w:rPr>
-                <w:noProof/>
-                <w:webHidden/>
-              </w:rPr>
-              <w:tab/>
-            </w:r>
-            <w:r>
-              <w:rPr>
-                <w:noProof/>
-                <w:webHidden/>
-              </w:rPr>
-              <w:fldChar w:fldCharType="begin"/>
-            </w:r>
-            <w:r>
-              <w:rPr>
-                <w:noProof/>
-                <w:webHidden/>
-              </w:rPr>
-              <w:instrText xml:space="preserve"> PAGEREF _Toc230033415 \h </w:instrText>
-            </w:r>
-            <w:r>
-              <w:rPr>
-                <w:noProof/>
-                <w:webHidden/>
-              </w:rPr>
-            </w:r>
-            <w:r>
-              <w:rPr>
-                <w:noProof/>
-                <w:webHidden/>
-              </w:rPr>
-              <w:fldChar w:fldCharType="separate"/>
-            </w:r>
-            <w:r>
-              <w:rPr>
-                <w:noProof/>
-                <w:webHidden/>
-              </w:rPr>
-              <w:t>4</w:t>
-            </w:r>
-            <w:r>
-              <w:rPr>
-                <w:noProof/>
-                <w:webHidden/>
-              </w:rPr>
-              <w:fldChar w:fldCharType="end"/>
-            </w:r>
-          </w:hyperlink>
-        </w:p>
-        <w:p>
-          <w:pPr>
-            <w:pStyle w:val="TDC2"/>
-            <w:tabs>
-              <w:tab w:val="left" w:pos="960"/>
-              <w:tab w:val="right" w:leader="dot" w:pos="8828"/>
-            </w:tabs>
-            <w:rPr>
-              <w:rFonts w:eastAsiaTheme="minorEastAsia"/>
-              <w:noProof/>
-              <w:sz w:val="24"/>
-              <w:szCs w:val="24"/>
-              <w:lang w:val="en-US"/>
-            </w:rPr>
-          </w:pPr>
-          <w:hyperlink w:anchor="_Toc230033416" w:history="1">
-            <w:r>
-              <w:rPr>
-                <w:rStyle w:val="Hipervnculo"/>
-                <w:noProof/>
-              </w:rPr>
-              <w:t>7.1.</w:t>
-            </w:r>
-            <w:r>
-              <w:rPr>
-                <w:rFonts w:eastAsiaTheme="minorEastAsia"/>
-                <w:noProof/>
-                <w:sz w:val="24"/>
-                <w:szCs w:val="24"/>
-                <w:lang w:val="en-US"/>
-              </w:rPr>
-              <w:tab/>
-            </w:r>
-            <w:r>
-              <w:rPr>
-                <w:rStyle w:val="Hipervnculo"/>
-                <w:noProof/>
-              </w:rPr>
-              <w:t>Script SQL preliminares.</w:t>
-            </w:r>
-            <w:r>
-              <w:rPr>
-                <w:noProof/>
-                <w:webHidden/>
-              </w:rPr>
-              <w:tab/>
-            </w:r>
-            <w:r>
-              <w:rPr>
-                <w:noProof/>
-                <w:webHidden/>
-              </w:rPr>
-              <w:fldChar w:fldCharType="begin"/>
-            </w:r>
-            <w:r>
-              <w:rPr>
-                <w:noProof/>
-                <w:webHidden/>
-              </w:rPr>
-              <w:instrText xml:space="preserve"> PAGEREF _Toc230033416 \h </w:instrText>
-            </w:r>
-            <w:r>
-              <w:rPr>
-                <w:noProof/>
-                <w:webHidden/>
-              </w:rPr>
-            </w:r>
-            <w:r>
-              <w:rPr>
-                <w:noProof/>
-                <w:webHidden/>
-              </w:rPr>
-              <w:fldChar w:fldCharType="separate"/>
-            </w:r>
-            <w:r>
-              <w:rPr>
-                <w:noProof/>
-                <w:webHidden/>
-              </w:rPr>
-              <w:t>4</w:t>
-            </w:r>
-            <w:r>
-              <w:rPr>
-                <w:noProof/>
-                <w:webHidden/>
-              </w:rPr>
-              <w:fldChar w:fldCharType="end"/>
-            </w:r>
-          </w:hyperlink>
-        </w:p>
-        <w:p>
-          <w:pPr>
-            <w:pStyle w:val="TDC2"/>
-            <w:tabs>
-              <w:tab w:val="left" w:pos="960"/>
-              <w:tab w:val="right" w:leader="dot" w:pos="8828"/>
-            </w:tabs>
-            <w:rPr>
-              <w:rFonts w:eastAsiaTheme="minorEastAsia"/>
-              <w:noProof/>
-              <w:sz w:val="24"/>
-              <w:szCs w:val="24"/>
-              <w:lang w:val="en-US"/>
-            </w:rPr>
-          </w:pPr>
-          <w:hyperlink w:anchor="_Toc230033417" w:history="1">
-            <w:r>
-              <w:rPr>
-                <w:rStyle w:val="Hipervnculo"/>
-                <w:noProof/>
-              </w:rPr>
-              <w:t>7.2.</w:t>
-            </w:r>
-            <w:r>
-              <w:rPr>
-                <w:rFonts w:eastAsiaTheme="minorEastAsia"/>
-                <w:noProof/>
-                <w:sz w:val="24"/>
-                <w:szCs w:val="24"/>
-                <w:lang w:val="en-US"/>
-              </w:rPr>
-              <w:tab/>
-            </w:r>
-            <w:r>
-              <w:rPr>
-                <w:rStyle w:val="Hipervnculo"/>
-                <w:noProof/>
-              </w:rPr>
-              <w:t>Ejemplos de datos.</w:t>
-            </w:r>
-            <w:r>
-              <w:rPr>
-                <w:noProof/>
-                <w:webHidden/>
-              </w:rPr>
-              <w:tab/>
-            </w:r>
-            <w:r>
-              <w:rPr>
-                <w:noProof/>
-                <w:webHidden/>
-              </w:rPr>
-              <w:fldChar w:fldCharType="begin"/>
-            </w:r>
-            <w:r>
-              <w:rPr>
-                <w:noProof/>
-                <w:webHidden/>
-              </w:rPr>
-              <w:instrText xml:space="preserve"> PAGEREF _Toc230033417 \h </w:instrText>
-            </w:r>
-            <w:r>
-              <w:rPr>
-                <w:noProof/>
-                <w:webHidden/>
-              </w:rPr>
-            </w:r>
-            <w:r>
-              <w:rPr>
-                <w:noProof/>
-                <w:webHidden/>
-              </w:rPr>
-              <w:fldChar w:fldCharType="separate"/>
-            </w:r>
-            <w:r>
-              <w:rPr>
-                <w:noProof/>
-                <w:webHidden/>
-              </w:rPr>
-              <w:t>4</w:t>
+              <w:t>8</w:t>
             </w:r>
             <w:r>
               <w:rPr>
@@ -2569,6 +2391,7 @@
     <w:p/>
     <w:p/>
     <w:p/>
+    <w:p/>
     <w:p>
       <w:pPr>
         <w:pStyle w:val="Prrafodelista"/>
@@ -2578,8 +2401,9 @@
         </w:numPr>
         <w:outlineLvl w:val="0"/>
       </w:pPr>
-      <w:bookmarkStart w:id="0" w:name="_Toc230033391"/>
-      <w:r>
+      <w:bookmarkStart w:id="0" w:name="_Toc230381752"/>
+      <w:r>
+        <w:lastRenderedPageBreak/>
         <w:t>Resumen ejecutivo.</w:t>
       </w:r>
       <w:bookmarkEnd w:id="0"/>
@@ -2714,7 +2538,7 @@
         </w:numPr>
         <w:outlineLvl w:val="1"/>
       </w:pPr>
-      <w:bookmarkStart w:id="1" w:name="_Toc230033392"/>
+      <w:bookmarkStart w:id="1" w:name="_Toc230381753"/>
       <w:r>
         <w:t>Enfoque Arquitectónico</w:t>
       </w:r>
@@ -2792,10 +2616,7 @@
       </w:r>
       <w:proofErr w:type="spellEnd"/>
       <w:r>
-        <w:t xml:space="preserve"> (ej. S3, GCS) para almacenamiento bruto</w:t>
-      </w:r>
-      <w:r>
-        <w:t>.</w:t>
+        <w:t xml:space="preserve"> (ej. S3, GCS) para almacenamiento bruto.</w:t>
       </w:r>
     </w:p>
     <w:p>
@@ -2911,8 +2732,9 @@
         </w:numPr>
         <w:outlineLvl w:val="0"/>
       </w:pPr>
-      <w:bookmarkStart w:id="2" w:name="_Toc230033393"/>
-      <w:r>
+      <w:bookmarkStart w:id="2" w:name="_Toc230381754"/>
+      <w:r>
+        <w:lastRenderedPageBreak/>
         <w:t>Análisis de requisitos.</w:t>
       </w:r>
       <w:bookmarkEnd w:id="2"/>
@@ -2926,7 +2748,7 @@
         </w:numPr>
         <w:outlineLvl w:val="1"/>
       </w:pPr>
-      <w:bookmarkStart w:id="3" w:name="_Toc230033394"/>
+      <w:bookmarkStart w:id="3" w:name="_Toc230381755"/>
       <w:r>
         <w:t xml:space="preserve">Contexto de </w:t>
       </w:r>
@@ -2949,7 +2771,7 @@
         </w:numPr>
         <w:outlineLvl w:val="1"/>
       </w:pPr>
-      <w:bookmarkStart w:id="4" w:name="_Toc230033395"/>
+      <w:bookmarkStart w:id="4" w:name="_Toc230381756"/>
       <w:r>
         <w:t>Requisitos funcionales.</w:t>
       </w:r>
@@ -2964,7 +2786,7 @@
         </w:numPr>
         <w:outlineLvl w:val="1"/>
       </w:pPr>
-      <w:bookmarkStart w:id="5" w:name="_Toc230033396"/>
+      <w:bookmarkStart w:id="5" w:name="_Toc230381757"/>
       <w:r>
         <w:t>Requisitos no funcionales.</w:t>
       </w:r>
@@ -2979,12 +2801,250 @@
         </w:numPr>
         <w:outlineLvl w:val="1"/>
       </w:pPr>
-      <w:bookmarkStart w:id="6" w:name="_Toc230033397"/>
+      <w:bookmarkStart w:id="6" w:name="_Toc230381758"/>
       <w:r>
         <w:t>Identificación de entidades del dominio.</w:t>
       </w:r>
       <w:bookmarkEnd w:id="6"/>
     </w:p>
+    <w:p>
+      <w:pPr>
+        <w:pStyle w:val="Prrafodelista"/>
+        <w:ind w:left="792"/>
+        <w:outlineLvl w:val="1"/>
+      </w:pPr>
+    </w:p>
+    <w:p>
+      <w:pPr>
+        <w:pStyle w:val="Prrafodelista"/>
+        <w:numPr>
+          <w:ilvl w:val="0"/>
+          <w:numId w:val="3"/>
+        </w:numPr>
+        <w:rPr>
+          <w:b/>
+          <w:bCs/>
+        </w:rPr>
+      </w:pPr>
+      <w:proofErr w:type="spellStart"/>
+      <w:r>
+        <w:rPr>
+          <w:b/>
+          <w:bCs/>
+        </w:rPr>
+        <w:t>c</w:t>
+      </w:r>
+      <w:r>
+        <w:rPr>
+          <w:b/>
+          <w:bCs/>
+        </w:rPr>
+        <w:t>ustomers</w:t>
+      </w:r>
+      <w:proofErr w:type="spellEnd"/>
+    </w:p>
+    <w:p>
+      <w:pPr>
+        <w:pStyle w:val="Prrafodelista"/>
+        <w:ind w:left="1440"/>
+      </w:pPr>
+    </w:p>
+    <w:p>
+      <w:pPr>
+        <w:pStyle w:val="Prrafodelista"/>
+        <w:ind w:left="1440"/>
+      </w:pPr>
+      <w:r>
+        <w:t xml:space="preserve">Representa a cada cliente con identidad única (ID cliente). Tiene ciclo de vida, reglas de </w:t>
+      </w:r>
+      <w:proofErr w:type="spellStart"/>
+      <w:r>
+        <w:t>negoci</w:t>
+      </w:r>
+      <w:proofErr w:type="spellEnd"/>
+    </w:p>
+    <w:p>
+      <w:pPr>
+        <w:pStyle w:val="Prrafodelista"/>
+        <w:ind w:left="1440"/>
+      </w:pPr>
+    </w:p>
+    <w:p>
+      <w:pPr>
+        <w:pStyle w:val="Prrafodelista"/>
+        <w:numPr>
+          <w:ilvl w:val="0"/>
+          <w:numId w:val="3"/>
+        </w:numPr>
+        <w:rPr>
+          <w:b/>
+          <w:bCs/>
+        </w:rPr>
+      </w:pPr>
+      <w:proofErr w:type="spellStart"/>
+      <w:r>
+        <w:rPr>
+          <w:b/>
+          <w:bCs/>
+        </w:rPr>
+        <w:t>orders</w:t>
+      </w:r>
+      <w:proofErr w:type="spellEnd"/>
+    </w:p>
+    <w:p>
+      <w:pPr>
+        <w:ind w:left="1440"/>
+      </w:pPr>
+      <w:r>
+        <w:t>Cada pedido tiene identidad propia (ID orden). Encapsula lógica de negocio: estados (pendiente, enviado, entregado), fechas, relación con pagos y productos.</w:t>
+      </w:r>
+    </w:p>
+    <w:p>
+      <w:pPr>
+        <w:pStyle w:val="Prrafodelista"/>
+        <w:numPr>
+          <w:ilvl w:val="0"/>
+          <w:numId w:val="3"/>
+        </w:numPr>
+        <w:rPr>
+          <w:b/>
+          <w:bCs/>
+        </w:rPr>
+      </w:pPr>
+      <w:proofErr w:type="spellStart"/>
+      <w:r>
+        <w:rPr>
+          <w:b/>
+          <w:bCs/>
+        </w:rPr>
+        <w:t>p</w:t>
+      </w:r>
+      <w:r>
+        <w:rPr>
+          <w:b/>
+          <w:bCs/>
+        </w:rPr>
+        <w:t>ayments</w:t>
+      </w:r>
+      <w:proofErr w:type="spellEnd"/>
+    </w:p>
+    <w:p>
+      <w:pPr>
+        <w:pStyle w:val="Prrafodelista"/>
+        <w:ind w:left="1440"/>
+      </w:pPr>
+    </w:p>
+    <w:p>
+      <w:pPr>
+        <w:pStyle w:val="Prrafodelista"/>
+        <w:ind w:left="1440"/>
+      </w:pPr>
+      <w:r>
+        <w:t>Cada pago tiene identidad propia (ID pago). Reglas de negocio: métodos de pago, validaciones.</w:t>
+      </w:r>
+    </w:p>
+    <w:p>
+      <w:pPr>
+        <w:pStyle w:val="Prrafodelista"/>
+        <w:ind w:left="1440"/>
+      </w:pPr>
+    </w:p>
+    <w:p>
+      <w:pPr>
+        <w:pStyle w:val="Prrafodelista"/>
+        <w:numPr>
+          <w:ilvl w:val="0"/>
+          <w:numId w:val="3"/>
+        </w:numPr>
+        <w:rPr>
+          <w:b/>
+          <w:bCs/>
+        </w:rPr>
+      </w:pPr>
+      <w:proofErr w:type="spellStart"/>
+      <w:r>
+        <w:rPr>
+          <w:b/>
+          <w:bCs/>
+        </w:rPr>
+        <w:t>p</w:t>
+      </w:r>
+      <w:r>
+        <w:rPr>
+          <w:b/>
+          <w:bCs/>
+        </w:rPr>
+        <w:t>roducts</w:t>
+      </w:r>
+      <w:proofErr w:type="spellEnd"/>
+    </w:p>
+    <w:p>
+      <w:pPr>
+        <w:pStyle w:val="Prrafodelista"/>
+        <w:ind w:left="1440"/>
+      </w:pPr>
+    </w:p>
+    <w:p>
+      <w:pPr>
+        <w:pStyle w:val="Prrafodelista"/>
+        <w:ind w:left="1440"/>
+      </w:pPr>
+      <w:r>
+        <w:t xml:space="preserve">Identidad única (ID producto). Lógica de negocio: stock, precio, categoría. Evoluciona en el </w:t>
+      </w:r>
+      <w:proofErr w:type="gramStart"/>
+      <w:r>
+        <w:t>tiempo</w:t>
+      </w:r>
+      <w:proofErr w:type="gramEnd"/>
+      <w:r>
+        <w:t xml:space="preserve"> pero sigue siendo el mismo producto.</w:t>
+      </w:r>
+    </w:p>
+    <w:p>
+      <w:pPr>
+        <w:pStyle w:val="Prrafodelista"/>
+        <w:ind w:left="1440"/>
+      </w:pPr>
+    </w:p>
+    <w:p>
+      <w:pPr>
+        <w:pStyle w:val="Prrafodelista"/>
+        <w:numPr>
+          <w:ilvl w:val="0"/>
+          <w:numId w:val="3"/>
+        </w:numPr>
+        <w:rPr>
+          <w:b/>
+          <w:bCs/>
+        </w:rPr>
+      </w:pPr>
+      <w:proofErr w:type="spellStart"/>
+      <w:r>
+        <w:rPr>
+          <w:b/>
+          <w:bCs/>
+        </w:rPr>
+        <w:t>sellers</w:t>
+      </w:r>
+      <w:proofErr w:type="spellEnd"/>
+    </w:p>
+    <w:p>
+      <w:pPr>
+        <w:pStyle w:val="Prrafodelista"/>
+        <w:ind w:left="1440"/>
+      </w:pPr>
+    </w:p>
+    <w:p>
+      <w:pPr>
+        <w:pStyle w:val="Prrafodelista"/>
+        <w:ind w:left="1440"/>
+      </w:pPr>
+      <w:r>
+        <w:t>Cada vendedor tiene identidad propia (ID vendedor). Reglas de negocio, relación con órdenes.</w:t>
+      </w:r>
+    </w:p>
+    <w:p/>
     <w:p>
       <w:pPr>
         <w:pStyle w:val="Prrafodelista"/>
@@ -2994,12 +3054,18 @@
         </w:numPr>
         <w:outlineLvl w:val="1"/>
       </w:pPr>
-      <w:bookmarkStart w:id="7" w:name="_Toc230033398"/>
+      <w:bookmarkStart w:id="7" w:name="_Toc230381759"/>
       <w:r>
         <w:t>Tabla de volúmenes de datos esperados.</w:t>
       </w:r>
       <w:bookmarkEnd w:id="7"/>
     </w:p>
+    <w:p/>
+    <w:p/>
+    <w:p/>
+    <w:p/>
+    <w:p/>
+    <w:p/>
     <w:p>
       <w:pPr>
         <w:pStyle w:val="Prrafodelista"/>
@@ -3009,7 +3075,7 @@
         </w:numPr>
         <w:outlineLvl w:val="0"/>
       </w:pPr>
-      <w:bookmarkStart w:id="8" w:name="_Toc230033399"/>
+      <w:bookmarkStart w:id="8" w:name="_Toc230381760"/>
       <w:r>
         <w:t>Diseño conceptual.</w:t>
       </w:r>
@@ -3024,11 +3090,63 @@
         </w:numPr>
         <w:outlineLvl w:val="1"/>
       </w:pPr>
-      <w:bookmarkStart w:id="9" w:name="_Toc230033400"/>
-      <w:r>
+      <w:bookmarkStart w:id="9" w:name="_Toc230381761"/>
+      <w:r>
+        <w:lastRenderedPageBreak/>
         <w:t>Diagrama ER completo de alta calidad.</w:t>
       </w:r>
       <w:bookmarkEnd w:id="9"/>
+    </w:p>
+    <w:p>
+      <w:pPr>
+        <w:jc w:val="center"/>
+      </w:pPr>
+      <w:r>
+        <w:rPr>
+          <w:noProof/>
+        </w:rPr>
+        <w:drawing>
+          <wp:inline distT="0" distB="0" distL="0" distR="0" wp14:anchorId="7FB4BD50" wp14:editId="3E089F24">
+            <wp:extent cx="5956665" cy="2845558"/>
+            <wp:effectExtent l="0" t="0" r="6350" b="0"/>
+            <wp:docPr id="795306759" name="Imagen 1"/>
+            <wp:cNvGraphicFramePr>
+              <a:graphicFrameLocks xmlns:a="http://schemas.openxmlformats.org/drawingml/2006/main" noChangeAspect="1"/>
+            </wp:cNvGraphicFramePr>
+            <a:graphic xmlns:a="http://schemas.openxmlformats.org/drawingml/2006/main">
+              <a:graphicData uri="http://schemas.openxmlformats.org/drawingml/2006/picture">
+                <pic:pic xmlns:pic="http://schemas.openxmlformats.org/drawingml/2006/picture">
+                  <pic:nvPicPr>
+                    <pic:cNvPr id="795306759" name="Imagen 795306759"/>
+                    <pic:cNvPicPr/>
+                  </pic:nvPicPr>
+                  <pic:blipFill>
+                    <a:blip r:embed="rId6">
+                      <a:extLst>
+                        <a:ext uri="{28A0092B-C50C-407E-A947-70E740481C1C}">
+                          <a14:useLocalDpi xmlns:a14="http://schemas.microsoft.com/office/drawing/2010/main" val="0"/>
+                        </a:ext>
+                      </a:extLst>
+                    </a:blip>
+                    <a:stretch>
+                      <a:fillRect/>
+                    </a:stretch>
+                  </pic:blipFill>
+                  <pic:spPr>
+                    <a:xfrm>
+                      <a:off x="0" y="0"/>
+                      <a:ext cx="5961635" cy="2847932"/>
+                    </a:xfrm>
+                    <a:prstGeom prst="rect">
+                      <a:avLst/>
+                    </a:prstGeom>
+                  </pic:spPr>
+                </pic:pic>
+              </a:graphicData>
+            </a:graphic>
+          </wp:inline>
+        </w:drawing>
+      </w:r>
     </w:p>
     <w:p>
       <w:pPr>
@@ -3039,11 +3157,787 @@
         </w:numPr>
         <w:outlineLvl w:val="1"/>
       </w:pPr>
-      <w:bookmarkStart w:id="10" w:name="_Toc230033401"/>
+      <w:bookmarkStart w:id="10" w:name="_Toc230381762"/>
       <w:r>
         <w:t>Descripción detallada de cada entidad y relación.</w:t>
       </w:r>
       <w:bookmarkEnd w:id="10"/>
+    </w:p>
+    <w:p>
+      <w:pPr>
+        <w:pStyle w:val="Prrafodelista"/>
+        <w:ind w:left="792"/>
+        <w:outlineLvl w:val="1"/>
+      </w:pPr>
+    </w:p>
+    <w:p>
+      <w:pPr>
+        <w:pStyle w:val="Prrafodelista"/>
+        <w:numPr>
+          <w:ilvl w:val="0"/>
+          <w:numId w:val="3"/>
+        </w:numPr>
+        <w:rPr>
+          <w:b/>
+          <w:bCs/>
+          <w:lang w:val="en-US"/>
+        </w:rPr>
+      </w:pPr>
+      <w:proofErr w:type="spellStart"/>
+      <w:r>
+        <w:rPr>
+          <w:b/>
+          <w:bCs/>
+          <w:lang w:val="en-US"/>
+        </w:rPr>
+        <w:t>Tabla</w:t>
+      </w:r>
+      <w:proofErr w:type="spellEnd"/>
+      <w:r>
+        <w:rPr>
+          <w:b/>
+          <w:bCs/>
+          <w:lang w:val="en-US"/>
+        </w:rPr>
+        <w:t xml:space="preserve"> customers</w:t>
+      </w:r>
+    </w:p>
+    <w:p>
+      <w:pPr>
+        <w:ind w:left="720" w:firstLine="720"/>
+        <w:rPr>
+          <w:lang w:val="en-US"/>
+        </w:rPr>
+      </w:pPr>
+      <w:r>
+        <w:rPr>
+          <w:lang w:val="en-US"/>
+        </w:rPr>
+        <w:t xml:space="preserve">Clave Primaria: </w:t>
+      </w:r>
+      <w:proofErr w:type="spellStart"/>
+      <w:r>
+        <w:rPr>
+          <w:lang w:val="en-US"/>
+        </w:rPr>
+        <w:t>customer_id</w:t>
+      </w:r>
+      <w:proofErr w:type="spellEnd"/>
+    </w:p>
+    <w:p>
+      <w:pPr>
+        <w:ind w:left="1440"/>
+        <w:rPr>
+          <w:lang w:val="en-US"/>
+        </w:rPr>
+      </w:pPr>
+      <w:r>
+        <w:rPr>
+          <w:lang w:val="en-US"/>
+        </w:rPr>
+        <w:t xml:space="preserve">Atributos: </w:t>
+      </w:r>
+      <w:proofErr w:type="spellStart"/>
+      <w:r>
+        <w:rPr>
+          <w:lang w:val="en-US"/>
+        </w:rPr>
+        <w:t>customer_unique_id</w:t>
+      </w:r>
+      <w:proofErr w:type="spellEnd"/>
+      <w:r>
+        <w:rPr>
+          <w:lang w:val="en-US"/>
+        </w:rPr>
+        <w:t xml:space="preserve">, </w:t>
+      </w:r>
+      <w:proofErr w:type="spellStart"/>
+      <w:r>
+        <w:rPr>
+          <w:lang w:val="en-US"/>
+        </w:rPr>
+        <w:t>customer_zip_code_prefix</w:t>
+      </w:r>
+      <w:proofErr w:type="spellEnd"/>
+      <w:r>
+        <w:rPr>
+          <w:lang w:val="en-US"/>
+        </w:rPr>
+        <w:t xml:space="preserve">, </w:t>
+      </w:r>
+      <w:proofErr w:type="spellStart"/>
+      <w:r>
+        <w:rPr>
+          <w:lang w:val="en-US"/>
+        </w:rPr>
+        <w:t>customer_city</w:t>
+      </w:r>
+      <w:proofErr w:type="spellEnd"/>
+      <w:r>
+        <w:rPr>
+          <w:lang w:val="en-US"/>
+        </w:rPr>
+        <w:t xml:space="preserve">, </w:t>
+      </w:r>
+      <w:proofErr w:type="spellStart"/>
+      <w:r>
+        <w:rPr>
+          <w:lang w:val="en-US"/>
+        </w:rPr>
+        <w:t>customer_state</w:t>
+      </w:r>
+      <w:proofErr w:type="spellEnd"/>
+    </w:p>
+    <w:p>
+      <w:pPr>
+        <w:pStyle w:val="Prrafodelista"/>
+        <w:numPr>
+          <w:ilvl w:val="0"/>
+          <w:numId w:val="3"/>
+        </w:numPr>
+        <w:rPr>
+          <w:b/>
+          <w:bCs/>
+          <w:lang w:val="en-US"/>
+        </w:rPr>
+      </w:pPr>
+      <w:proofErr w:type="spellStart"/>
+      <w:r>
+        <w:rPr>
+          <w:b/>
+          <w:bCs/>
+          <w:lang w:val="en-US"/>
+        </w:rPr>
+        <w:t>Tabla</w:t>
+      </w:r>
+      <w:proofErr w:type="spellEnd"/>
+      <w:r>
+        <w:rPr>
+          <w:b/>
+          <w:bCs/>
+          <w:lang w:val="en-US"/>
+        </w:rPr>
+        <w:t xml:space="preserve"> orders</w:t>
+      </w:r>
+    </w:p>
+    <w:p>
+      <w:pPr>
+        <w:pStyle w:val="Prrafodelista"/>
+        <w:ind w:left="1440"/>
+        <w:rPr>
+          <w:lang w:val="en-US"/>
+        </w:rPr>
+      </w:pPr>
+      <w:r>
+        <w:rPr>
+          <w:lang w:val="en-US"/>
+        </w:rPr>
+        <w:t xml:space="preserve">Clave Primaria: </w:t>
+      </w:r>
+      <w:proofErr w:type="spellStart"/>
+      <w:r>
+        <w:rPr>
+          <w:lang w:val="en-US"/>
+        </w:rPr>
+        <w:t>order_id</w:t>
+      </w:r>
+      <w:proofErr w:type="spellEnd"/>
+    </w:p>
+    <w:p>
+      <w:pPr>
+        <w:pStyle w:val="Prrafodelista"/>
+        <w:ind w:left="1440"/>
+        <w:rPr>
+          <w:lang w:val="en-US"/>
+        </w:rPr>
+      </w:pPr>
+      <w:r>
+        <w:rPr>
+          <w:lang w:val="en-US"/>
+        </w:rPr>
+        <w:t xml:space="preserve">Clave </w:t>
+      </w:r>
+      <w:proofErr w:type="spellStart"/>
+      <w:r>
+        <w:rPr>
+          <w:lang w:val="en-US"/>
+        </w:rPr>
+        <w:t>Foránea</w:t>
+      </w:r>
+      <w:proofErr w:type="spellEnd"/>
+      <w:r>
+        <w:rPr>
+          <w:lang w:val="en-US"/>
+        </w:rPr>
+        <w:t xml:space="preserve">: </w:t>
+      </w:r>
+      <w:proofErr w:type="spellStart"/>
+      <w:r>
+        <w:rPr>
+          <w:lang w:val="en-US"/>
+        </w:rPr>
+        <w:t>customer_id</w:t>
+      </w:r>
+      <w:proofErr w:type="spellEnd"/>
+    </w:p>
+    <w:p>
+      <w:pPr>
+        <w:pStyle w:val="Prrafodelista"/>
+        <w:ind w:left="1440"/>
+        <w:rPr>
+          <w:lang w:val="en-US"/>
+        </w:rPr>
+      </w:pPr>
+    </w:p>
+    <w:p>
+      <w:pPr>
+        <w:pStyle w:val="Prrafodelista"/>
+        <w:ind w:left="1440"/>
+        <w:rPr>
+          <w:lang w:val="en-US"/>
+        </w:rPr>
+      </w:pPr>
+      <w:r>
+        <w:rPr>
+          <w:lang w:val="en-US"/>
+        </w:rPr>
+        <w:t xml:space="preserve">Atributos: </w:t>
+      </w:r>
+      <w:proofErr w:type="spellStart"/>
+      <w:r>
+        <w:rPr>
+          <w:lang w:val="en-US"/>
+        </w:rPr>
+        <w:t>order_status</w:t>
+      </w:r>
+      <w:proofErr w:type="spellEnd"/>
+      <w:r>
+        <w:rPr>
+          <w:lang w:val="en-US"/>
+        </w:rPr>
+        <w:t xml:space="preserve">, </w:t>
+      </w:r>
+      <w:proofErr w:type="spellStart"/>
+      <w:r>
+        <w:rPr>
+          <w:lang w:val="en-US"/>
+        </w:rPr>
+        <w:t>order_purchase_timestamp</w:t>
+      </w:r>
+      <w:proofErr w:type="spellEnd"/>
+      <w:r>
+        <w:rPr>
+          <w:lang w:val="en-US"/>
+        </w:rPr>
+        <w:t xml:space="preserve">, </w:t>
+      </w:r>
+      <w:proofErr w:type="spellStart"/>
+      <w:r>
+        <w:rPr>
+          <w:lang w:val="en-US"/>
+        </w:rPr>
+        <w:t>order_approved_at</w:t>
+      </w:r>
+      <w:proofErr w:type="spellEnd"/>
+      <w:r>
+        <w:rPr>
+          <w:lang w:val="en-US"/>
+        </w:rPr>
+        <w:t xml:space="preserve">, </w:t>
+      </w:r>
+      <w:proofErr w:type="spellStart"/>
+      <w:r>
+        <w:rPr>
+          <w:lang w:val="en-US"/>
+        </w:rPr>
+        <w:t>order_delivered_carrier_date</w:t>
+      </w:r>
+      <w:proofErr w:type="spellEnd"/>
+      <w:r>
+        <w:rPr>
+          <w:lang w:val="en-US"/>
+        </w:rPr>
+        <w:t xml:space="preserve">, </w:t>
+      </w:r>
+      <w:proofErr w:type="spellStart"/>
+      <w:r>
+        <w:rPr>
+          <w:lang w:val="en-US"/>
+        </w:rPr>
+        <w:t>order_delivered_customer_date</w:t>
+      </w:r>
+      <w:proofErr w:type="spellEnd"/>
+      <w:r>
+        <w:rPr>
+          <w:lang w:val="en-US"/>
+        </w:rPr>
+        <w:t xml:space="preserve">, </w:t>
+      </w:r>
+      <w:proofErr w:type="spellStart"/>
+      <w:r>
+        <w:rPr>
+          <w:lang w:val="en-US"/>
+        </w:rPr>
+        <w:t>order_estimated_delivery_date</w:t>
+      </w:r>
+      <w:proofErr w:type="spellEnd"/>
+    </w:p>
+    <w:p>
+      <w:pPr>
+        <w:pStyle w:val="Prrafodelista"/>
+        <w:ind w:left="1440"/>
+        <w:rPr>
+          <w:lang w:val="en-US"/>
+        </w:rPr>
+      </w:pPr>
+    </w:p>
+    <w:p>
+      <w:pPr>
+        <w:pStyle w:val="Prrafodelista"/>
+        <w:numPr>
+          <w:ilvl w:val="0"/>
+          <w:numId w:val="3"/>
+        </w:numPr>
+        <w:rPr>
+          <w:b/>
+          <w:bCs/>
+          <w:lang w:val="en-US"/>
+        </w:rPr>
+      </w:pPr>
+      <w:proofErr w:type="spellStart"/>
+      <w:r>
+        <w:rPr>
+          <w:b/>
+          <w:bCs/>
+          <w:lang w:val="en-US"/>
+        </w:rPr>
+        <w:t>Tabla</w:t>
+      </w:r>
+      <w:proofErr w:type="spellEnd"/>
+      <w:r>
+        <w:rPr>
+          <w:b/>
+          <w:bCs/>
+          <w:lang w:val="en-US"/>
+        </w:rPr>
+        <w:t> </w:t>
+      </w:r>
+      <w:proofErr w:type="spellStart"/>
+      <w:r>
+        <w:rPr>
+          <w:b/>
+          <w:bCs/>
+          <w:lang w:val="en-US"/>
+        </w:rPr>
+        <w:t>order_items</w:t>
+      </w:r>
+      <w:proofErr w:type="spellEnd"/>
+    </w:p>
+    <w:p>
+      <w:pPr>
+        <w:pStyle w:val="Prrafodelista"/>
+        <w:ind w:left="1440"/>
+        <w:rPr>
+          <w:lang w:val="en-US"/>
+        </w:rPr>
+      </w:pPr>
+      <w:r>
+        <w:rPr>
+          <w:lang w:val="en-US"/>
+        </w:rPr>
+        <w:t xml:space="preserve">Clave Primaria </w:t>
+      </w:r>
+      <w:proofErr w:type="spellStart"/>
+      <w:r>
+        <w:rPr>
+          <w:lang w:val="en-US"/>
+        </w:rPr>
+        <w:t>Compuesta</w:t>
+      </w:r>
+      <w:proofErr w:type="spellEnd"/>
+      <w:r>
+        <w:rPr>
+          <w:b/>
+          <w:bCs/>
+          <w:lang w:val="en-US"/>
+        </w:rPr>
+        <w:t>:</w:t>
+      </w:r>
+      <w:r>
+        <w:rPr>
+          <w:lang w:val="en-US"/>
+        </w:rPr>
+        <w:t> </w:t>
+      </w:r>
+      <w:proofErr w:type="spellStart"/>
+      <w:r>
+        <w:rPr>
+          <w:lang w:val="en-US"/>
+        </w:rPr>
+        <w:t>order_id</w:t>
+      </w:r>
+      <w:proofErr w:type="spellEnd"/>
+      <w:r>
+        <w:rPr>
+          <w:lang w:val="en-US"/>
+        </w:rPr>
+        <w:t>, </w:t>
+      </w:r>
+      <w:proofErr w:type="spellStart"/>
+      <w:r>
+        <w:rPr>
+          <w:lang w:val="en-US"/>
+        </w:rPr>
+        <w:t>order_item_id</w:t>
+      </w:r>
+      <w:proofErr w:type="spellEnd"/>
+    </w:p>
+    <w:p>
+      <w:pPr>
+        <w:pStyle w:val="Prrafodelista"/>
+        <w:ind w:left="1440"/>
+        <w:rPr>
+          <w:lang w:val="en-US"/>
+        </w:rPr>
+      </w:pPr>
+      <w:r>
+        <w:rPr>
+          <w:lang w:val="en-US"/>
+        </w:rPr>
+        <w:t xml:space="preserve">Clave </w:t>
+      </w:r>
+      <w:proofErr w:type="spellStart"/>
+      <w:r>
+        <w:rPr>
+          <w:lang w:val="en-US"/>
+        </w:rPr>
+        <w:t>Forán</w:t>
+      </w:r>
+      <w:r>
+        <w:rPr>
+          <w:b/>
+          <w:bCs/>
+          <w:lang w:val="en-US"/>
+        </w:rPr>
+        <w:t>ea</w:t>
+      </w:r>
+      <w:proofErr w:type="spellEnd"/>
+      <w:r>
+        <w:rPr>
+          <w:b/>
+          <w:bCs/>
+          <w:lang w:val="en-US"/>
+        </w:rPr>
+        <w:t>:</w:t>
+      </w:r>
+      <w:r>
+        <w:rPr>
+          <w:lang w:val="en-US"/>
+        </w:rPr>
+        <w:t> </w:t>
+      </w:r>
+      <w:proofErr w:type="spellStart"/>
+      <w:r>
+        <w:rPr>
+          <w:lang w:val="en-US"/>
+        </w:rPr>
+        <w:t>product_id</w:t>
+      </w:r>
+      <w:proofErr w:type="spellEnd"/>
+      <w:r>
+        <w:rPr>
+          <w:lang w:val="en-US"/>
+        </w:rPr>
+        <w:t>, </w:t>
+      </w:r>
+      <w:proofErr w:type="spellStart"/>
+      <w:r>
+        <w:rPr>
+          <w:lang w:val="en-US"/>
+        </w:rPr>
+        <w:t>seller_id</w:t>
+      </w:r>
+      <w:proofErr w:type="spellEnd"/>
+    </w:p>
+    <w:p>
+      <w:pPr>
+        <w:pStyle w:val="Prrafodelista"/>
+        <w:ind w:left="1440"/>
+        <w:rPr>
+          <w:lang w:val="en-US"/>
+        </w:rPr>
+      </w:pPr>
+    </w:p>
+    <w:p>
+      <w:pPr>
+        <w:pStyle w:val="Prrafodelista"/>
+        <w:ind w:left="1440"/>
+        <w:rPr>
+          <w:lang w:val="en-US"/>
+        </w:rPr>
+      </w:pPr>
+      <w:r>
+        <w:rPr>
+          <w:lang w:val="en-US"/>
+        </w:rPr>
+        <w:t>Atributos</w:t>
+      </w:r>
+      <w:r>
+        <w:rPr>
+          <w:b/>
+          <w:bCs/>
+          <w:lang w:val="en-US"/>
+        </w:rPr>
+        <w:t>:</w:t>
+      </w:r>
+      <w:r>
+        <w:rPr>
+          <w:lang w:val="en-US"/>
+        </w:rPr>
+        <w:t> </w:t>
+      </w:r>
+      <w:proofErr w:type="spellStart"/>
+      <w:r>
+        <w:rPr>
+          <w:lang w:val="en-US"/>
+        </w:rPr>
+        <w:t>shipping_limit_date</w:t>
+      </w:r>
+      <w:proofErr w:type="spellEnd"/>
+      <w:r>
+        <w:rPr>
+          <w:lang w:val="en-US"/>
+        </w:rPr>
+        <w:t>, price, </w:t>
+      </w:r>
+      <w:proofErr w:type="spellStart"/>
+      <w:r>
+        <w:rPr>
+          <w:lang w:val="en-US"/>
+        </w:rPr>
+        <w:t>freight_value</w:t>
+      </w:r>
+      <w:proofErr w:type="spellEnd"/>
+    </w:p>
+    <w:p>
+      <w:pPr>
+        <w:pStyle w:val="Prrafodelista"/>
+        <w:ind w:left="1440"/>
+        <w:rPr>
+          <w:lang w:val="en-US"/>
+        </w:rPr>
+      </w:pPr>
+    </w:p>
+    <w:p>
+      <w:pPr>
+        <w:pStyle w:val="Prrafodelista"/>
+        <w:numPr>
+          <w:ilvl w:val="0"/>
+          <w:numId w:val="3"/>
+        </w:numPr>
+        <w:rPr>
+          <w:b/>
+          <w:bCs/>
+          <w:lang w:val="en-US"/>
+        </w:rPr>
+      </w:pPr>
+      <w:proofErr w:type="spellStart"/>
+      <w:r>
+        <w:rPr>
+          <w:b/>
+          <w:bCs/>
+          <w:lang w:val="en-US"/>
+        </w:rPr>
+        <w:t>Tabla</w:t>
+      </w:r>
+      <w:proofErr w:type="spellEnd"/>
+      <w:r>
+        <w:rPr>
+          <w:b/>
+          <w:bCs/>
+          <w:lang w:val="en-US"/>
+        </w:rPr>
+        <w:t xml:space="preserve"> payments</w:t>
+      </w:r>
+    </w:p>
+    <w:p>
+      <w:pPr>
+        <w:pStyle w:val="Prrafodelista"/>
+        <w:ind w:left="1440"/>
+        <w:rPr>
+          <w:lang w:val="en-US"/>
+        </w:rPr>
+      </w:pPr>
+      <w:r>
+        <w:rPr>
+          <w:lang w:val="en-US"/>
+        </w:rPr>
+        <w:t xml:space="preserve">Clave Primaria </w:t>
+      </w:r>
+      <w:proofErr w:type="spellStart"/>
+      <w:r>
+        <w:rPr>
+          <w:lang w:val="en-US"/>
+        </w:rPr>
+        <w:t>Compuesta</w:t>
+      </w:r>
+      <w:proofErr w:type="spellEnd"/>
+      <w:r>
+        <w:rPr>
+          <w:b/>
+          <w:bCs/>
+          <w:lang w:val="en-US"/>
+        </w:rPr>
+        <w:t>:</w:t>
+      </w:r>
+      <w:r>
+        <w:rPr>
+          <w:lang w:val="en-US"/>
+        </w:rPr>
+        <w:t> </w:t>
+      </w:r>
+      <w:proofErr w:type="spellStart"/>
+      <w:r>
+        <w:rPr>
+          <w:lang w:val="en-US"/>
+        </w:rPr>
+        <w:t>order_id</w:t>
+      </w:r>
+      <w:proofErr w:type="spellEnd"/>
+      <w:r>
+        <w:rPr>
+          <w:lang w:val="en-US"/>
+        </w:rPr>
+        <w:t xml:space="preserve">, </w:t>
+      </w:r>
+      <w:proofErr w:type="spellStart"/>
+      <w:r>
+        <w:rPr>
+          <w:lang w:val="en-US"/>
+        </w:rPr>
+        <w:t>payment_sequential</w:t>
+      </w:r>
+      <w:proofErr w:type="spellEnd"/>
+    </w:p>
+    <w:p>
+      <w:pPr>
+        <w:pStyle w:val="Prrafodelista"/>
+        <w:ind w:left="1440"/>
+        <w:rPr>
+          <w:lang w:val="en-US"/>
+        </w:rPr>
+      </w:pPr>
+      <w:r>
+        <w:rPr>
+          <w:lang w:val="en-US"/>
+        </w:rPr>
+        <w:t xml:space="preserve">Clave </w:t>
+      </w:r>
+      <w:proofErr w:type="spellStart"/>
+      <w:r>
+        <w:rPr>
+          <w:lang w:val="en-US"/>
+        </w:rPr>
+        <w:t>Foránea</w:t>
+      </w:r>
+      <w:proofErr w:type="spellEnd"/>
+      <w:r>
+        <w:rPr>
+          <w:lang w:val="en-US"/>
+        </w:rPr>
+        <w:t xml:space="preserve">: </w:t>
+      </w:r>
+      <w:proofErr w:type="spellStart"/>
+      <w:r>
+        <w:rPr>
+          <w:lang w:val="en-US"/>
+        </w:rPr>
+        <w:t>order_id</w:t>
+      </w:r>
+      <w:proofErr w:type="spellEnd"/>
+    </w:p>
+    <w:p>
+      <w:pPr>
+        <w:pStyle w:val="Prrafodelista"/>
+        <w:ind w:left="1440"/>
+        <w:rPr>
+          <w:lang w:val="en-US"/>
+        </w:rPr>
+      </w:pPr>
+    </w:p>
+    <w:p>
+      <w:pPr>
+        <w:pStyle w:val="Prrafodelista"/>
+        <w:ind w:left="1440"/>
+        <w:rPr>
+          <w:lang w:val="en-US"/>
+        </w:rPr>
+      </w:pPr>
+      <w:r>
+        <w:rPr>
+          <w:lang w:val="en-US"/>
+        </w:rPr>
+        <w:t>Atributos</w:t>
+      </w:r>
+      <w:r>
+        <w:rPr>
+          <w:b/>
+          <w:bCs/>
+          <w:lang w:val="en-US"/>
+        </w:rPr>
+        <w:t>:</w:t>
+      </w:r>
+      <w:r>
+        <w:rPr>
+          <w:lang w:val="en-US"/>
+        </w:rPr>
+        <w:t> </w:t>
+      </w:r>
+      <w:proofErr w:type="spellStart"/>
+      <w:r>
+        <w:rPr>
+          <w:lang w:val="en-US"/>
+        </w:rPr>
+        <w:t>payment_type</w:t>
+      </w:r>
+      <w:proofErr w:type="spellEnd"/>
+      <w:r>
+        <w:rPr>
+          <w:lang w:val="en-US"/>
+        </w:rPr>
+        <w:t xml:space="preserve">, </w:t>
+      </w:r>
+      <w:proofErr w:type="spellStart"/>
+      <w:r>
+        <w:rPr>
+          <w:lang w:val="en-US"/>
+        </w:rPr>
+        <w:t>payment_installments</w:t>
+      </w:r>
+      <w:proofErr w:type="spellEnd"/>
+      <w:r>
+        <w:rPr>
+          <w:lang w:val="en-US"/>
+        </w:rPr>
+        <w:t xml:space="preserve">, </w:t>
+      </w:r>
+      <w:proofErr w:type="spellStart"/>
+      <w:r>
+        <w:rPr>
+          <w:lang w:val="en-US"/>
+        </w:rPr>
+        <w:t>payment_value</w:t>
+      </w:r>
+      <w:proofErr w:type="spellEnd"/>
+    </w:p>
+    <w:p>
+      <w:pPr>
+        <w:pStyle w:val="Prrafodelista"/>
+        <w:ind w:left="1440"/>
+        <w:rPr>
+          <w:lang w:val="en-US"/>
+        </w:rPr>
+      </w:pPr>
     </w:p>
     <w:p>
       <w:pPr>
@@ -3054,11 +3948,423 @@
         </w:numPr>
         <w:outlineLvl w:val="1"/>
       </w:pPr>
-      <w:bookmarkStart w:id="11" w:name="_Toc230033402"/>
+      <w:bookmarkStart w:id="11" w:name="_Toc230381763"/>
       <w:r>
         <w:t>Restricciones de negocio identificadas.</w:t>
       </w:r>
       <w:bookmarkEnd w:id="11"/>
+    </w:p>
+    <w:p>
+      <w:pPr>
+        <w:ind w:left="720"/>
+        <w:jc w:val="both"/>
+      </w:pPr>
+      <w:r>
+        <w:rPr>
+          <w:b/>
+          <w:bCs/>
+        </w:rPr>
+        <w:t>Segregación de datos por tipo:</w:t>
+      </w:r>
+      <w:r>
+        <w:t xml:space="preserve"> Existe una clara decisión empresarial de separar los datos en «transaccionales» para PostgreSQL y «no transaccionales» para posibles soluciones NoSQL. Esto implica que los diferentes tipos de datos presentan distintos patrones de acceso, requisitos de flexibilidad y necesidades de rendimiento.</w:t>
+      </w:r>
+    </w:p>
+    <w:p>
+      <w:pPr>
+        <w:ind w:left="720"/>
+      </w:pPr>
+    </w:p>
+    <w:p>
+      <w:pPr>
+        <w:ind w:left="720"/>
+        <w:jc w:val="both"/>
+      </w:pPr>
+      <w:r>
+        <w:rPr>
+          <w:b/>
+          <w:bCs/>
+        </w:rPr>
+        <w:t>Entidades transaccionales (PostgreSQL):</w:t>
+      </w:r>
+      <w:r>
+        <w:t xml:space="preserve"> </w:t>
+      </w:r>
+      <w:proofErr w:type="spellStart"/>
+      <w:r>
+        <w:t>customers</w:t>
+      </w:r>
+      <w:proofErr w:type="spellEnd"/>
+      <w:r>
+        <w:t xml:space="preserve">, </w:t>
+      </w:r>
+      <w:proofErr w:type="spellStart"/>
+      <w:r>
+        <w:t>orders</w:t>
+      </w:r>
+      <w:proofErr w:type="spellEnd"/>
+      <w:r>
+        <w:t xml:space="preserve">, </w:t>
+      </w:r>
+      <w:proofErr w:type="spellStart"/>
+      <w:r>
+        <w:t>order_items</w:t>
+      </w:r>
+      <w:proofErr w:type="spellEnd"/>
+      <w:r>
+        <w:t xml:space="preserve"> y </w:t>
+      </w:r>
+      <w:proofErr w:type="spellStart"/>
+      <w:r>
+        <w:t>payments</w:t>
+      </w:r>
+      <w:proofErr w:type="spellEnd"/>
+      <w:r>
+        <w:t xml:space="preserve"> se consideran datos operativos fundamentales que requieren una alta integridad y consistencia relacional.</w:t>
+      </w:r>
+    </w:p>
+    <w:p>
+      <w:pPr>
+        <w:ind w:left="720"/>
+        <w:jc w:val="both"/>
+      </w:pPr>
+      <w:r>
+        <w:rPr>
+          <w:b/>
+          <w:bCs/>
+        </w:rPr>
+        <w:t>Entidades no transaccionales (candidatas a NoSQL):</w:t>
+      </w:r>
+      <w:r>
+        <w:t xml:space="preserve"> </w:t>
+      </w:r>
+      <w:proofErr w:type="spellStart"/>
+      <w:r>
+        <w:t>products</w:t>
+      </w:r>
+      <w:proofErr w:type="spellEnd"/>
+      <w:r>
+        <w:t xml:space="preserve">, </w:t>
+      </w:r>
+      <w:proofErr w:type="spellStart"/>
+      <w:r>
+        <w:t>sellers</w:t>
+      </w:r>
+      <w:proofErr w:type="spellEnd"/>
+      <w:r>
+        <w:t xml:space="preserve">, </w:t>
+      </w:r>
+      <w:proofErr w:type="spellStart"/>
+      <w:r>
+        <w:t>reviews</w:t>
+      </w:r>
+      <w:proofErr w:type="spellEnd"/>
+      <w:r>
+        <w:t xml:space="preserve"> y</w:t>
+      </w:r>
+      <w:r>
+        <w:t xml:space="preserve"> </w:t>
+      </w:r>
+      <w:proofErr w:type="spellStart"/>
+      <w:r>
+        <w:t>producto_categories</w:t>
+      </w:r>
+      <w:proofErr w:type="spellEnd"/>
+      <w:r>
+        <w:t xml:space="preserve"> se identifican como entidades con características (por ejemplo, atributos evolutivos, contenido de texto libre, jerarquías flexibles) más adecuadas para bases de datos NoSQL.</w:t>
+      </w:r>
+    </w:p>
+    <w:p>
+      <w:pPr>
+        <w:ind w:left="720"/>
+        <w:jc w:val="both"/>
+      </w:pPr>
+      <w:r>
+        <w:rPr>
+          <w:b/>
+          <w:bCs/>
+        </w:rPr>
+        <w:t>Integridad y unicidad de los datos:</w:t>
+      </w:r>
+      <w:r>
+        <w:t xml:space="preserve"> se aplican normas estrictas en cuanto a la integridad y la unicidad de los datos:</w:t>
+      </w:r>
+    </w:p>
+    <w:p>
+      <w:pPr>
+        <w:ind w:left="720"/>
+        <w:jc w:val="both"/>
+      </w:pPr>
+      <w:r>
+        <w:rPr>
+          <w:b/>
+          <w:bCs/>
+        </w:rPr>
+        <w:t>Claves primarias:</w:t>
+      </w:r>
+      <w:r>
+        <w:t xml:space="preserve"> todas las entidades identificadas (</w:t>
+      </w:r>
+      <w:proofErr w:type="spellStart"/>
+      <w:r>
+        <w:t>customers</w:t>
+      </w:r>
+      <w:proofErr w:type="spellEnd"/>
+      <w:r>
+        <w:t xml:space="preserve">, </w:t>
+      </w:r>
+      <w:proofErr w:type="spellStart"/>
+      <w:r>
+        <w:t>orders</w:t>
+      </w:r>
+      <w:proofErr w:type="spellEnd"/>
+      <w:r>
+        <w:t xml:space="preserve">, </w:t>
+      </w:r>
+      <w:proofErr w:type="spellStart"/>
+      <w:r>
+        <w:t>order_items</w:t>
+      </w:r>
+      <w:proofErr w:type="spellEnd"/>
+      <w:r>
+        <w:t xml:space="preserve"> </w:t>
+      </w:r>
+      <w:proofErr w:type="spellStart"/>
+      <w:r>
+        <w:t>payment</w:t>
+      </w:r>
+      <w:r>
+        <w:t>s</w:t>
+      </w:r>
+      <w:proofErr w:type="spellEnd"/>
+      <w:r>
+        <w:t xml:space="preserve">, </w:t>
+      </w:r>
+      <w:proofErr w:type="spellStart"/>
+      <w:r>
+        <w:t>products</w:t>
+      </w:r>
+      <w:proofErr w:type="spellEnd"/>
+      <w:r>
+        <w:t xml:space="preserve">, </w:t>
+      </w:r>
+      <w:proofErr w:type="spellStart"/>
+      <w:r>
+        <w:t>sellers</w:t>
+      </w:r>
+      <w:proofErr w:type="spellEnd"/>
+      <w:r>
+        <w:t>) tienen claves primarias definidas (algunas compuestas) que deben ser únicas y no nulas. Esto garantiza que cada registro sea identificable de forma única.</w:t>
+      </w:r>
+    </w:p>
+    <w:p>
+      <w:pPr>
+        <w:ind w:left="720"/>
+        <w:jc w:val="both"/>
+      </w:pPr>
+      <w:r>
+        <w:rPr>
+          <w:b/>
+          <w:bCs/>
+        </w:rPr>
+        <w:t>Integridad referencial</w:t>
+      </w:r>
+      <w:r>
+        <w:t xml:space="preserve">: se utilizan claves externas para vincular tablas relacionadas (por ejemplo, </w:t>
+      </w:r>
+      <w:proofErr w:type="spellStart"/>
+      <w:r>
+        <w:t>customer_id</w:t>
+      </w:r>
+      <w:proofErr w:type="spellEnd"/>
+      <w:r>
+        <w:t xml:space="preserve"> en </w:t>
+      </w:r>
+      <w:proofErr w:type="spellStart"/>
+      <w:r>
+        <w:t>orders</w:t>
+      </w:r>
+      <w:proofErr w:type="spellEnd"/>
+      <w:r>
+        <w:t xml:space="preserve"> se vincula a </w:t>
+      </w:r>
+      <w:proofErr w:type="spellStart"/>
+      <w:r>
+        <w:t>customers</w:t>
+      </w:r>
+      <w:proofErr w:type="spellEnd"/>
+      <w:r>
+        <w:t xml:space="preserve">, </w:t>
+      </w:r>
+      <w:proofErr w:type="spellStart"/>
+      <w:r>
+        <w:t>order_id</w:t>
+      </w:r>
+      <w:proofErr w:type="spellEnd"/>
+      <w:r>
+        <w:t xml:space="preserve"> en </w:t>
+      </w:r>
+      <w:proofErr w:type="spellStart"/>
+      <w:r>
+        <w:t>order_</w:t>
+      </w:r>
+      <w:proofErr w:type="gramStart"/>
+      <w:r>
+        <w:t>items</w:t>
+      </w:r>
+      <w:proofErr w:type="spellEnd"/>
+      <w:r>
+        <w:t xml:space="preserve"> </w:t>
+      </w:r>
+      <w:r>
+        <w:t xml:space="preserve"> y</w:t>
+      </w:r>
+      <w:proofErr w:type="gramEnd"/>
+      <w:r>
+        <w:t xml:space="preserve"> </w:t>
+      </w:r>
+      <w:proofErr w:type="spellStart"/>
+      <w:r>
+        <w:t>payments</w:t>
+      </w:r>
+      <w:proofErr w:type="spellEnd"/>
+      <w:r>
+        <w:t xml:space="preserve"> se vincula a </w:t>
+      </w:r>
+      <w:proofErr w:type="spellStart"/>
+      <w:r>
+        <w:t>orders</w:t>
+      </w:r>
+      <w:proofErr w:type="spellEnd"/>
+      <w:r>
+        <w:t>), lo que garantiza la coherencia en los datos transaccionales.</w:t>
+      </w:r>
+    </w:p>
+    <w:p>
+      <w:pPr>
+        <w:ind w:left="720"/>
+        <w:jc w:val="both"/>
+      </w:pPr>
+      <w:r>
+        <w:rPr>
+          <w:b/>
+          <w:bCs/>
+        </w:rPr>
+        <w:t>Restricciones de no nulo para claves:</w:t>
+      </w:r>
+      <w:r>
+        <w:t xml:space="preserve"> Las columnas de identificación críticas (especialmente aquellas que forman parte de claves primarias como </w:t>
+      </w:r>
+      <w:proofErr w:type="spellStart"/>
+      <w:r>
+        <w:t>order_item_id</w:t>
+      </w:r>
+      <w:proofErr w:type="spellEnd"/>
+      <w:r>
+        <w:t xml:space="preserve"> o </w:t>
+      </w:r>
+      <w:proofErr w:type="spellStart"/>
+      <w:r>
+        <w:t>payment_sequential</w:t>
+      </w:r>
+      <w:proofErr w:type="spellEnd"/>
+      <w:r>
+        <w:t>) no pueden ser nulas, lo que conlleva la eliminación de filas si faltan estos valores.</w:t>
+      </w:r>
+    </w:p>
+    <w:p>
+      <w:pPr>
+        <w:ind w:left="720"/>
+        <w:jc w:val="both"/>
+      </w:pPr>
+      <w:r>
+        <w:rPr>
+          <w:b/>
+          <w:bCs/>
+        </w:rPr>
+        <w:t>Datos atómicos (1FN):</w:t>
+      </w:r>
+      <w:r>
+        <w:t xml:space="preserve"> Las fechas y marcas de tiempo se convierten a tipos de fecha y hora adecuados para garantizar la atomicidad y permitir operaciones </w:t>
+      </w:r>
+      <w:r>
+        <w:t>de tiempo</w:t>
+      </w:r>
+      <w:r>
+        <w:t xml:space="preserve"> correctas</w:t>
+      </w:r>
+      <w:r>
+        <w:t>.</w:t>
+      </w:r>
+    </w:p>
+    <w:p>
+      <w:pPr>
+        <w:ind w:left="720"/>
+        <w:jc w:val="both"/>
+      </w:pPr>
+      <w:r>
+        <w:rPr>
+          <w:b/>
+          <w:bCs/>
+        </w:rPr>
+        <w:t>Gestión de duplicados:</w:t>
+      </w:r>
+      <w:r>
+        <w:t xml:space="preserve"> Las filas duplicadas se eliminan explícitamente basándose en identificadores clave (</w:t>
+      </w:r>
+      <w:proofErr w:type="spellStart"/>
+      <w:r>
+        <w:t>drop_</w:t>
+      </w:r>
+      <w:proofErr w:type="gramStart"/>
+      <w:r>
+        <w:t>duplicates</w:t>
+      </w:r>
+      <w:proofErr w:type="spellEnd"/>
+      <w:r>
+        <w:t>(</w:t>
+      </w:r>
+      <w:proofErr w:type="gramEnd"/>
+      <w:r>
+        <w:t xml:space="preserve">) en </w:t>
+      </w:r>
+      <w:proofErr w:type="spellStart"/>
+      <w:r>
+        <w:t>customer_id</w:t>
+      </w:r>
+      <w:proofErr w:type="spellEnd"/>
+      <w:r>
+        <w:t xml:space="preserve">, </w:t>
+      </w:r>
+      <w:proofErr w:type="spellStart"/>
+      <w:r>
+        <w:t>order_id</w:t>
+      </w:r>
+      <w:proofErr w:type="spellEnd"/>
+      <w:r>
+        <w:t xml:space="preserve">, </w:t>
+      </w:r>
+      <w:proofErr w:type="spellStart"/>
+      <w:r>
+        <w:t>order_item_id</w:t>
+      </w:r>
+      <w:proofErr w:type="spellEnd"/>
+      <w:r>
+        <w:t xml:space="preserve">, </w:t>
+      </w:r>
+      <w:proofErr w:type="spellStart"/>
+      <w:r>
+        <w:t>payment_sequential</w:t>
+      </w:r>
+      <w:proofErr w:type="spellEnd"/>
+      <w:r>
+        <w:t>), lo que indica una regla de negocio contra los datos redundantes.</w:t>
+      </w:r>
+    </w:p>
+    <w:p>
+      <w:pPr>
+        <w:outlineLvl w:val="1"/>
+      </w:pPr>
     </w:p>
     <w:p>
       <w:pPr>
@@ -3069,7 +4375,7 @@
         </w:numPr>
         <w:outlineLvl w:val="0"/>
       </w:pPr>
-      <w:bookmarkStart w:id="12" w:name="_Toc230033403"/>
+      <w:bookmarkStart w:id="12" w:name="_Toc230381764"/>
       <w:r>
         <w:t>Diseño lógico – Módulo PostgreSQL.</w:t>
       </w:r>
@@ -3084,7 +4390,7 @@
         </w:numPr>
         <w:outlineLvl w:val="1"/>
       </w:pPr>
-      <w:bookmarkStart w:id="13" w:name="_Toc230033404"/>
+      <w:bookmarkStart w:id="13" w:name="_Toc230381765"/>
       <w:r>
         <w:t>Esquema relacional normalizado</w:t>
       </w:r>
@@ -3095,6 +4401,54 @@
         <w:t>.</w:t>
       </w:r>
       <w:bookmarkEnd w:id="13"/>
+    </w:p>
+    <w:p>
+      <w:pPr>
+        <w:jc w:val="center"/>
+      </w:pPr>
+      <w:r>
+        <w:lastRenderedPageBreak/>
+        <w:drawing>
+          <wp:inline distT="0" distB="0" distL="0" distR="0" wp14:anchorId="1EC4DA22" wp14:editId="21422B06">
+            <wp:extent cx="5834418" cy="3847464"/>
+            <wp:effectExtent l="0" t="0" r="0" b="1270"/>
+            <wp:docPr id="1461678801" name="Imagen 1"/>
+            <wp:cNvGraphicFramePr>
+              <a:graphicFrameLocks xmlns:a="http://schemas.openxmlformats.org/drawingml/2006/main" noChangeAspect="1"/>
+            </wp:cNvGraphicFramePr>
+            <a:graphic xmlns:a="http://schemas.openxmlformats.org/drawingml/2006/main">
+              <a:graphicData uri="http://schemas.openxmlformats.org/drawingml/2006/picture">
+                <pic:pic xmlns:pic="http://schemas.openxmlformats.org/drawingml/2006/picture">
+                  <pic:nvPicPr>
+                    <pic:cNvPr id="1461678801" name=""/>
+                    <pic:cNvPicPr/>
+                  </pic:nvPicPr>
+                  <pic:blipFill>
+                    <a:blip r:embed="rId7"/>
+                    <a:stretch>
+                      <a:fillRect/>
+                    </a:stretch>
+                  </pic:blipFill>
+                  <pic:spPr>
+                    <a:xfrm>
+                      <a:off x="0" y="0"/>
+                      <a:ext cx="5839026" cy="3850503"/>
+                    </a:xfrm>
+                    <a:prstGeom prst="rect">
+                      <a:avLst/>
+                    </a:prstGeom>
+                  </pic:spPr>
+                </pic:pic>
+              </a:graphicData>
+            </a:graphic>
+          </wp:inline>
+        </w:drawing>
+      </w:r>
+    </w:p>
+    <w:p>
+      <w:pPr>
+        <w:outlineLvl w:val="1"/>
+      </w:pPr>
     </w:p>
     <w:p>
       <w:pPr>
@@ -3105,12 +4459,15 @@
         </w:numPr>
         <w:outlineLvl w:val="1"/>
       </w:pPr>
-      <w:bookmarkStart w:id="14" w:name="_Toc230033405"/>
+      <w:bookmarkStart w:id="14" w:name="_Toc230381766"/>
       <w:r>
         <w:t>Aplicación de tipos avanzados.</w:t>
       </w:r>
       <w:bookmarkEnd w:id="14"/>
     </w:p>
+    <w:p/>
+    <w:p/>
+    <w:p/>
     <w:p>
       <w:pPr>
         <w:pStyle w:val="Prrafodelista"/>
@@ -3120,7 +4477,7 @@
         </w:numPr>
         <w:outlineLvl w:val="0"/>
       </w:pPr>
-      <w:bookmarkStart w:id="15" w:name="_Toc230033406"/>
+      <w:bookmarkStart w:id="15" w:name="_Toc230381767"/>
       <w:r>
         <w:t>Diseño lógico preliminar – Módulo MongoDB.</w:t>
       </w:r>
@@ -3135,7 +4492,7 @@
         </w:numPr>
         <w:outlineLvl w:val="1"/>
       </w:pPr>
-      <w:bookmarkStart w:id="16" w:name="_Toc230033407"/>
+      <w:bookmarkStart w:id="16" w:name="_Toc230381768"/>
       <w:r>
         <w:t>Colecciones principales identificadas.</w:t>
       </w:r>
@@ -3150,7 +4507,7 @@
         </w:numPr>
         <w:outlineLvl w:val="1"/>
       </w:pPr>
-      <w:bookmarkStart w:id="17" w:name="_Toc230033408"/>
+      <w:bookmarkStart w:id="17" w:name="_Toc230381769"/>
       <w:r>
         <w:t>Esquema de documentos.</w:t>
       </w:r>
@@ -3165,7 +4522,7 @@
         </w:numPr>
         <w:outlineLvl w:val="1"/>
       </w:pPr>
-      <w:bookmarkStart w:id="18" w:name="_Toc230033409"/>
+      <w:bookmarkStart w:id="18" w:name="_Toc230381770"/>
       <w:r>
         <w:t>Patrones de modelado a aplicar.</w:t>
       </w:r>
@@ -3180,7 +4537,7 @@
         </w:numPr>
         <w:outlineLvl w:val="1"/>
       </w:pPr>
-      <w:bookmarkStart w:id="19" w:name="_Toc230033410"/>
+      <w:bookmarkStart w:id="19" w:name="_Toc230381771"/>
       <w:r>
         <w:t>Justificación de datos MongoDB vs PostgreSQL.</w:t>
       </w:r>
@@ -3195,7 +4552,7 @@
         </w:numPr>
         <w:outlineLvl w:val="0"/>
       </w:pPr>
-      <w:bookmarkStart w:id="20" w:name="_Toc230033411"/>
+      <w:bookmarkStart w:id="20" w:name="_Toc230381772"/>
       <w:r>
         <w:t>Decisiones arquitectónicas.</w:t>
       </w:r>
@@ -3210,11 +4567,44 @@
         </w:numPr>
         <w:outlineLvl w:val="1"/>
       </w:pPr>
-      <w:bookmarkStart w:id="21" w:name="_Toc230033412"/>
-      <w:r>
-        <w:t>Matriz de decisión por entidad</w:t>
+      <w:bookmarkStart w:id="21" w:name="_Toc230381773"/>
+      <w:r>
+        <w:t>Análisis del teorema CAP.</w:t>
       </w:r>
       <w:bookmarkEnd w:id="21"/>
+    </w:p>
+    <w:p>
+      <w:pPr>
+        <w:ind w:left="720"/>
+      </w:pPr>
+      <w:r>
+        <w:t>Decisión</w:t>
+      </w:r>
+      <w:r>
+        <w:t xml:space="preserve"> de CAP por tipo de modulo:</w:t>
+      </w:r>
+    </w:p>
+    <w:p>
+      <w:pPr>
+        <w:ind w:left="720"/>
+      </w:pPr>
+      <w:r>
+        <w:t>- Modulo transaccional: prioridad Consistencia (C).</w:t>
+      </w:r>
+    </w:p>
+    <w:p>
+      <w:pPr>
+        <w:ind w:left="720"/>
+      </w:pPr>
+      <w:r>
+        <w:t xml:space="preserve">- Modulo </w:t>
+      </w:r>
+      <w:r>
+        <w:t>analítico</w:t>
+      </w:r>
+      <w:r>
+        <w:t xml:space="preserve"> y documental: prioridad Disponibilidad (A).</w:t>
+      </w:r>
     </w:p>
     <w:p>
       <w:pPr>
@@ -3225,11 +4615,58 @@
         </w:numPr>
         <w:outlineLvl w:val="1"/>
       </w:pPr>
-      <w:bookmarkStart w:id="22" w:name="_Toc230033413"/>
-      <w:r>
-        <w:t>Análisis del teorema CAP.</w:t>
+      <w:bookmarkStart w:id="22" w:name="_Toc230381774"/>
+      <w:proofErr w:type="spellStart"/>
+      <w:r>
+        <w:t>Trade-offs</w:t>
+      </w:r>
+      <w:proofErr w:type="spellEnd"/>
+      <w:r>
+        <w:t xml:space="preserve"> y estrategias de mitigación.</w:t>
       </w:r>
       <w:bookmarkEnd w:id="22"/>
+    </w:p>
+    <w:p>
+      <w:pPr>
+        <w:ind w:left="720"/>
+      </w:pPr>
+      <w:r>
+        <w:lastRenderedPageBreak/>
+        <w:t xml:space="preserve">Se acepta mayor complejidad de </w:t>
+      </w:r>
+      <w:r>
+        <w:t>integración</w:t>
+      </w:r>
+      <w:r>
+        <w:t xml:space="preserve"> para obtener consistencia fuerte en operaciones </w:t>
+      </w:r>
+      <w:r>
+        <w:t>críticas</w:t>
+      </w:r>
+      <w:r>
+        <w:t xml:space="preserve"> y flexibilidad en </w:t>
+      </w:r>
+      <w:r>
+        <w:t>analítica</w:t>
+      </w:r>
+      <w:r>
+        <w:t>.</w:t>
+      </w:r>
+    </w:p>
+    <w:p>
+      <w:pPr>
+        <w:pStyle w:val="Prrafodelista"/>
+        <w:numPr>
+          <w:ilvl w:val="0"/>
+          <w:numId w:val="1"/>
+        </w:numPr>
+        <w:outlineLvl w:val="0"/>
+      </w:pPr>
+      <w:bookmarkStart w:id="23" w:name="_Toc230381775"/>
+      <w:r>
+        <w:t>Diccionario de datos.</w:t>
+      </w:r>
+      <w:bookmarkEnd w:id="23"/>
     </w:p>
     <w:p>
       <w:pPr>
@@ -3240,64 +4677,2582 @@
         </w:numPr>
         <w:outlineLvl w:val="1"/>
       </w:pPr>
-      <w:bookmarkStart w:id="23" w:name="_Toc230033414"/>
-      <w:proofErr w:type="spellStart"/>
-      <w:r>
-        <w:t>Trade-offs</w:t>
-      </w:r>
-      <w:proofErr w:type="spellEnd"/>
-      <w:r>
-        <w:t xml:space="preserve"> y estrategias de mitigación.</w:t>
-      </w:r>
-      <w:bookmarkEnd w:id="23"/>
+      <w:bookmarkStart w:id="24" w:name="_Toc230381776"/>
+      <w:r>
+        <w:t>Script SQL preliminares.</w:t>
+      </w:r>
+      <w:bookmarkEnd w:id="24"/>
+    </w:p>
+    <w:p>
+      <w:pPr>
+        <w:spacing w:after="0" w:line="240" w:lineRule="auto"/>
+        <w:ind w:left="792"/>
+        <w:rPr>
+          <w:sz w:val="18"/>
+          <w:szCs w:val="18"/>
+          <w:lang w:val="en-US"/>
+        </w:rPr>
+      </w:pPr>
+      <w:r>
+        <w:rPr>
+          <w:sz w:val="18"/>
+          <w:szCs w:val="18"/>
+          <w:lang w:val="en-US"/>
+        </w:rPr>
+        <w:t xml:space="preserve">CREATE TABLE IF NOT EXISTS </w:t>
+      </w:r>
+      <w:r>
+        <w:rPr>
+          <w:b/>
+          <w:bCs/>
+          <w:sz w:val="18"/>
+          <w:szCs w:val="18"/>
+          <w:lang w:val="en-US"/>
+        </w:rPr>
+        <w:t>customers</w:t>
+      </w:r>
+      <w:r>
+        <w:rPr>
+          <w:sz w:val="18"/>
+          <w:szCs w:val="18"/>
+          <w:lang w:val="en-US"/>
+        </w:rPr>
+        <w:t xml:space="preserve"> (</w:t>
+      </w:r>
+    </w:p>
+    <w:p>
+      <w:pPr>
+        <w:spacing w:after="0" w:line="240" w:lineRule="auto"/>
+        <w:ind w:left="792"/>
+        <w:rPr>
+          <w:sz w:val="18"/>
+          <w:szCs w:val="18"/>
+          <w:lang w:val="en-US"/>
+        </w:rPr>
+      </w:pPr>
+      <w:r>
+        <w:rPr>
+          <w:sz w:val="18"/>
+          <w:szCs w:val="18"/>
+          <w:lang w:val="en-US"/>
+        </w:rPr>
+        <w:t xml:space="preserve">    </w:t>
+      </w:r>
+      <w:proofErr w:type="spellStart"/>
+      <w:r>
+        <w:rPr>
+          <w:sz w:val="18"/>
+          <w:szCs w:val="18"/>
+          <w:lang w:val="en-US"/>
+        </w:rPr>
+        <w:t>customer_id</w:t>
+      </w:r>
+      <w:proofErr w:type="spellEnd"/>
+      <w:r>
+        <w:rPr>
+          <w:sz w:val="18"/>
+          <w:szCs w:val="18"/>
+          <w:lang w:val="en-US"/>
+        </w:rPr>
+        <w:t xml:space="preserve"> </w:t>
+      </w:r>
+      <w:proofErr w:type="gramStart"/>
+      <w:r>
+        <w:rPr>
+          <w:sz w:val="18"/>
+          <w:szCs w:val="18"/>
+          <w:lang w:val="en-US"/>
+        </w:rPr>
+        <w:t>VARCHAR(</w:t>
+      </w:r>
+      <w:proofErr w:type="gramEnd"/>
+      <w:r>
+        <w:rPr>
+          <w:sz w:val="18"/>
+          <w:szCs w:val="18"/>
+          <w:lang w:val="en-US"/>
+        </w:rPr>
+        <w:t>50) PRIMARY KEY,</w:t>
+      </w:r>
+    </w:p>
+    <w:p>
+      <w:pPr>
+        <w:spacing w:after="0" w:line="240" w:lineRule="auto"/>
+        <w:ind w:left="792"/>
+        <w:rPr>
+          <w:sz w:val="18"/>
+          <w:szCs w:val="18"/>
+          <w:lang w:val="en-US"/>
+        </w:rPr>
+      </w:pPr>
+      <w:r>
+        <w:rPr>
+          <w:sz w:val="18"/>
+          <w:szCs w:val="18"/>
+          <w:lang w:val="en-US"/>
+        </w:rPr>
+        <w:t xml:space="preserve">    </w:t>
+      </w:r>
+      <w:proofErr w:type="spellStart"/>
+      <w:r>
+        <w:rPr>
+          <w:sz w:val="18"/>
+          <w:szCs w:val="18"/>
+          <w:lang w:val="en-US"/>
+        </w:rPr>
+        <w:t>customer_unique_id</w:t>
+      </w:r>
+      <w:proofErr w:type="spellEnd"/>
+      <w:r>
+        <w:rPr>
+          <w:sz w:val="18"/>
+          <w:szCs w:val="18"/>
+          <w:lang w:val="en-US"/>
+        </w:rPr>
+        <w:t xml:space="preserve"> </w:t>
+      </w:r>
+      <w:proofErr w:type="gramStart"/>
+      <w:r>
+        <w:rPr>
+          <w:sz w:val="18"/>
+          <w:szCs w:val="18"/>
+          <w:lang w:val="en-US"/>
+        </w:rPr>
+        <w:t>VARCHAR(</w:t>
+      </w:r>
+      <w:proofErr w:type="gramEnd"/>
+      <w:r>
+        <w:rPr>
+          <w:sz w:val="18"/>
+          <w:szCs w:val="18"/>
+          <w:lang w:val="en-US"/>
+        </w:rPr>
+        <w:t>50) NOT NULL,</w:t>
+      </w:r>
+    </w:p>
+    <w:p>
+      <w:pPr>
+        <w:spacing w:after="0" w:line="240" w:lineRule="auto"/>
+        <w:ind w:left="792"/>
+        <w:rPr>
+          <w:sz w:val="18"/>
+          <w:szCs w:val="18"/>
+          <w:lang w:val="en-US"/>
+        </w:rPr>
+      </w:pPr>
+      <w:r>
+        <w:rPr>
+          <w:sz w:val="18"/>
+          <w:szCs w:val="18"/>
+          <w:lang w:val="en-US"/>
+        </w:rPr>
+        <w:t xml:space="preserve">    </w:t>
+      </w:r>
+      <w:proofErr w:type="spellStart"/>
+      <w:r>
+        <w:rPr>
+          <w:sz w:val="18"/>
+          <w:szCs w:val="18"/>
+          <w:lang w:val="en-US"/>
+        </w:rPr>
+        <w:t>customer_zip_code_prefix</w:t>
+      </w:r>
+      <w:proofErr w:type="spellEnd"/>
+      <w:r>
+        <w:rPr>
+          <w:sz w:val="18"/>
+          <w:szCs w:val="18"/>
+          <w:lang w:val="en-US"/>
+        </w:rPr>
+        <w:t xml:space="preserve"> INT,</w:t>
+      </w:r>
+    </w:p>
+    <w:p>
+      <w:pPr>
+        <w:spacing w:after="0" w:line="240" w:lineRule="auto"/>
+        <w:ind w:left="792"/>
+        <w:rPr>
+          <w:sz w:val="18"/>
+          <w:szCs w:val="18"/>
+          <w:lang w:val="en-US"/>
+        </w:rPr>
+      </w:pPr>
+      <w:r>
+        <w:rPr>
+          <w:sz w:val="18"/>
+          <w:szCs w:val="18"/>
+          <w:lang w:val="en-US"/>
+        </w:rPr>
+        <w:t xml:space="preserve">    </w:t>
+      </w:r>
+      <w:proofErr w:type="spellStart"/>
+      <w:r>
+        <w:rPr>
+          <w:sz w:val="18"/>
+          <w:szCs w:val="18"/>
+          <w:lang w:val="en-US"/>
+        </w:rPr>
+        <w:t>customer_city</w:t>
+      </w:r>
+      <w:proofErr w:type="spellEnd"/>
+      <w:r>
+        <w:rPr>
+          <w:sz w:val="18"/>
+          <w:szCs w:val="18"/>
+          <w:lang w:val="en-US"/>
+        </w:rPr>
+        <w:t xml:space="preserve"> </w:t>
+      </w:r>
+      <w:proofErr w:type="gramStart"/>
+      <w:r>
+        <w:rPr>
+          <w:sz w:val="18"/>
+          <w:szCs w:val="18"/>
+          <w:lang w:val="en-US"/>
+        </w:rPr>
+        <w:t>VARCHAR(</w:t>
+      </w:r>
+      <w:proofErr w:type="gramEnd"/>
+      <w:r>
+        <w:rPr>
+          <w:sz w:val="18"/>
+          <w:szCs w:val="18"/>
+          <w:lang w:val="en-US"/>
+        </w:rPr>
+        <w:t>100),</w:t>
+      </w:r>
+    </w:p>
+    <w:p>
+      <w:pPr>
+        <w:spacing w:after="0" w:line="240" w:lineRule="auto"/>
+        <w:ind w:left="792"/>
+        <w:rPr>
+          <w:sz w:val="18"/>
+          <w:szCs w:val="18"/>
+          <w:lang w:val="en-US"/>
+        </w:rPr>
+      </w:pPr>
+      <w:r>
+        <w:rPr>
+          <w:sz w:val="18"/>
+          <w:szCs w:val="18"/>
+          <w:lang w:val="en-US"/>
+        </w:rPr>
+        <w:t xml:space="preserve">    </w:t>
+      </w:r>
+      <w:proofErr w:type="spellStart"/>
+      <w:r>
+        <w:rPr>
+          <w:sz w:val="18"/>
+          <w:szCs w:val="18"/>
+          <w:lang w:val="en-US"/>
+        </w:rPr>
+        <w:t>customer_state</w:t>
+      </w:r>
+      <w:proofErr w:type="spellEnd"/>
+      <w:r>
+        <w:rPr>
+          <w:sz w:val="18"/>
+          <w:szCs w:val="18"/>
+          <w:lang w:val="en-US"/>
+        </w:rPr>
+        <w:t xml:space="preserve"> </w:t>
+      </w:r>
+      <w:proofErr w:type="gramStart"/>
+      <w:r>
+        <w:rPr>
+          <w:sz w:val="18"/>
+          <w:szCs w:val="18"/>
+          <w:lang w:val="en-US"/>
+        </w:rPr>
+        <w:t>CHAR(</w:t>
+      </w:r>
+      <w:proofErr w:type="gramEnd"/>
+      <w:r>
+        <w:rPr>
+          <w:sz w:val="18"/>
+          <w:szCs w:val="18"/>
+          <w:lang w:val="en-US"/>
+        </w:rPr>
+        <w:t>2)</w:t>
+      </w:r>
+    </w:p>
+    <w:p>
+      <w:pPr>
+        <w:spacing w:after="0" w:line="240" w:lineRule="auto"/>
+        <w:ind w:left="720" w:firstLine="72"/>
+        <w:rPr>
+          <w:sz w:val="18"/>
+          <w:szCs w:val="18"/>
+          <w:lang w:val="en-US"/>
+        </w:rPr>
+      </w:pPr>
+      <w:r>
+        <w:rPr>
+          <w:sz w:val="18"/>
+          <w:szCs w:val="18"/>
+          <w:lang w:val="en-US"/>
+        </w:rPr>
+        <w:t>);</w:t>
+      </w:r>
+    </w:p>
+    <w:p>
+      <w:pPr>
+        <w:spacing w:after="0" w:line="240" w:lineRule="auto"/>
+        <w:ind w:left="720" w:firstLine="72"/>
+        <w:rPr>
+          <w:sz w:val="18"/>
+          <w:szCs w:val="18"/>
+          <w:lang w:val="en-US"/>
+        </w:rPr>
+      </w:pPr>
+    </w:p>
+    <w:p>
+      <w:pPr>
+        <w:spacing w:after="0" w:line="240" w:lineRule="auto"/>
+        <w:ind w:left="792"/>
+        <w:rPr>
+          <w:sz w:val="18"/>
+          <w:szCs w:val="18"/>
+          <w:lang w:val="en-US"/>
+        </w:rPr>
+      </w:pPr>
+      <w:r>
+        <w:rPr>
+          <w:sz w:val="18"/>
+          <w:szCs w:val="18"/>
+          <w:lang w:val="en-US"/>
+        </w:rPr>
+        <w:t xml:space="preserve">CREATE TABLE IF NOT EXISTS </w:t>
+      </w:r>
+      <w:r>
+        <w:rPr>
+          <w:b/>
+          <w:bCs/>
+          <w:sz w:val="18"/>
+          <w:szCs w:val="18"/>
+          <w:lang w:val="en-US"/>
+        </w:rPr>
+        <w:t>orders</w:t>
+      </w:r>
+      <w:r>
+        <w:rPr>
+          <w:sz w:val="18"/>
+          <w:szCs w:val="18"/>
+          <w:lang w:val="en-US"/>
+        </w:rPr>
+        <w:t xml:space="preserve"> (</w:t>
+      </w:r>
+    </w:p>
+    <w:p>
+      <w:pPr>
+        <w:spacing w:after="0" w:line="240" w:lineRule="auto"/>
+        <w:ind w:left="792"/>
+        <w:rPr>
+          <w:sz w:val="18"/>
+          <w:szCs w:val="18"/>
+          <w:lang w:val="en-US"/>
+        </w:rPr>
+      </w:pPr>
+      <w:r>
+        <w:rPr>
+          <w:sz w:val="18"/>
+          <w:szCs w:val="18"/>
+          <w:lang w:val="en-US"/>
+        </w:rPr>
+        <w:t xml:space="preserve">    </w:t>
+      </w:r>
+      <w:proofErr w:type="spellStart"/>
+      <w:r>
+        <w:rPr>
+          <w:sz w:val="18"/>
+          <w:szCs w:val="18"/>
+          <w:lang w:val="en-US"/>
+        </w:rPr>
+        <w:t>order_id</w:t>
+      </w:r>
+      <w:proofErr w:type="spellEnd"/>
+      <w:r>
+        <w:rPr>
+          <w:sz w:val="18"/>
+          <w:szCs w:val="18"/>
+          <w:lang w:val="en-US"/>
+        </w:rPr>
+        <w:t xml:space="preserve"> </w:t>
+      </w:r>
+      <w:proofErr w:type="gramStart"/>
+      <w:r>
+        <w:rPr>
+          <w:sz w:val="18"/>
+          <w:szCs w:val="18"/>
+          <w:lang w:val="en-US"/>
+        </w:rPr>
+        <w:t>VARCHAR(</w:t>
+      </w:r>
+      <w:proofErr w:type="gramEnd"/>
+      <w:r>
+        <w:rPr>
+          <w:sz w:val="18"/>
+          <w:szCs w:val="18"/>
+          <w:lang w:val="en-US"/>
+        </w:rPr>
+        <w:t>50) PRIMARY KEY,</w:t>
+      </w:r>
+    </w:p>
+    <w:p>
+      <w:pPr>
+        <w:spacing w:after="0" w:line="240" w:lineRule="auto"/>
+        <w:ind w:left="792"/>
+        <w:rPr>
+          <w:sz w:val="18"/>
+          <w:szCs w:val="18"/>
+          <w:lang w:val="en-US"/>
+        </w:rPr>
+      </w:pPr>
+      <w:r>
+        <w:rPr>
+          <w:sz w:val="18"/>
+          <w:szCs w:val="18"/>
+          <w:lang w:val="en-US"/>
+        </w:rPr>
+        <w:t xml:space="preserve">    </w:t>
+      </w:r>
+      <w:proofErr w:type="spellStart"/>
+      <w:r>
+        <w:rPr>
+          <w:sz w:val="18"/>
+          <w:szCs w:val="18"/>
+          <w:lang w:val="en-US"/>
+        </w:rPr>
+        <w:t>customer_id</w:t>
+      </w:r>
+      <w:proofErr w:type="spellEnd"/>
+      <w:r>
+        <w:rPr>
+          <w:sz w:val="18"/>
+          <w:szCs w:val="18"/>
+          <w:lang w:val="en-US"/>
+        </w:rPr>
+        <w:t xml:space="preserve"> </w:t>
+      </w:r>
+      <w:proofErr w:type="gramStart"/>
+      <w:r>
+        <w:rPr>
+          <w:sz w:val="18"/>
+          <w:szCs w:val="18"/>
+          <w:lang w:val="en-US"/>
+        </w:rPr>
+        <w:t>VARCHAR(</w:t>
+      </w:r>
+      <w:proofErr w:type="gramEnd"/>
+      <w:r>
+        <w:rPr>
+          <w:sz w:val="18"/>
+          <w:szCs w:val="18"/>
+          <w:lang w:val="en-US"/>
+        </w:rPr>
+        <w:t>50) NOT NULL,</w:t>
+      </w:r>
+    </w:p>
+    <w:p>
+      <w:pPr>
+        <w:spacing w:after="0" w:line="240" w:lineRule="auto"/>
+        <w:ind w:left="792"/>
+        <w:rPr>
+          <w:sz w:val="18"/>
+          <w:szCs w:val="18"/>
+          <w:lang w:val="en-US"/>
+        </w:rPr>
+      </w:pPr>
+      <w:r>
+        <w:rPr>
+          <w:sz w:val="18"/>
+          <w:szCs w:val="18"/>
+          <w:lang w:val="en-US"/>
+        </w:rPr>
+        <w:t xml:space="preserve">    </w:t>
+      </w:r>
+      <w:proofErr w:type="spellStart"/>
+      <w:r>
+        <w:rPr>
+          <w:sz w:val="18"/>
+          <w:szCs w:val="18"/>
+          <w:lang w:val="en-US"/>
+        </w:rPr>
+        <w:t>order_status</w:t>
+      </w:r>
+      <w:proofErr w:type="spellEnd"/>
+      <w:r>
+        <w:rPr>
+          <w:sz w:val="18"/>
+          <w:szCs w:val="18"/>
+          <w:lang w:val="en-US"/>
+        </w:rPr>
+        <w:t xml:space="preserve"> </w:t>
+      </w:r>
+      <w:proofErr w:type="gramStart"/>
+      <w:r>
+        <w:rPr>
+          <w:sz w:val="18"/>
+          <w:szCs w:val="18"/>
+          <w:lang w:val="en-US"/>
+        </w:rPr>
+        <w:t>VARCHAR(</w:t>
+      </w:r>
+      <w:proofErr w:type="gramEnd"/>
+      <w:r>
+        <w:rPr>
+          <w:sz w:val="18"/>
+          <w:szCs w:val="18"/>
+          <w:lang w:val="en-US"/>
+        </w:rPr>
+        <w:t>30) NOT NULL,</w:t>
+      </w:r>
+    </w:p>
+    <w:p>
+      <w:pPr>
+        <w:spacing w:after="0" w:line="240" w:lineRule="auto"/>
+        <w:ind w:left="792"/>
+        <w:rPr>
+          <w:sz w:val="18"/>
+          <w:szCs w:val="18"/>
+          <w:lang w:val="en-US"/>
+        </w:rPr>
+      </w:pPr>
+      <w:r>
+        <w:rPr>
+          <w:sz w:val="18"/>
+          <w:szCs w:val="18"/>
+          <w:lang w:val="en-US"/>
+        </w:rPr>
+        <w:t xml:space="preserve">    </w:t>
+      </w:r>
+      <w:proofErr w:type="spellStart"/>
+      <w:r>
+        <w:rPr>
+          <w:sz w:val="18"/>
+          <w:szCs w:val="18"/>
+          <w:lang w:val="en-US"/>
+        </w:rPr>
+        <w:t>order_purchase_timestamp</w:t>
+      </w:r>
+      <w:proofErr w:type="spellEnd"/>
+      <w:r>
+        <w:rPr>
+          <w:sz w:val="18"/>
+          <w:szCs w:val="18"/>
+          <w:lang w:val="en-US"/>
+        </w:rPr>
+        <w:t xml:space="preserve"> TIMESTAMP NOT NULL,</w:t>
+      </w:r>
+    </w:p>
+    <w:p>
+      <w:pPr>
+        <w:spacing w:after="0" w:line="240" w:lineRule="auto"/>
+        <w:ind w:left="792"/>
+        <w:rPr>
+          <w:sz w:val="18"/>
+          <w:szCs w:val="18"/>
+          <w:lang w:val="en-US"/>
+        </w:rPr>
+      </w:pPr>
+      <w:r>
+        <w:rPr>
+          <w:sz w:val="18"/>
+          <w:szCs w:val="18"/>
+          <w:lang w:val="en-US"/>
+        </w:rPr>
+        <w:t xml:space="preserve">    </w:t>
+      </w:r>
+      <w:proofErr w:type="spellStart"/>
+      <w:r>
+        <w:rPr>
+          <w:sz w:val="18"/>
+          <w:szCs w:val="18"/>
+          <w:lang w:val="en-US"/>
+        </w:rPr>
+        <w:t>order_approved_at</w:t>
+      </w:r>
+      <w:proofErr w:type="spellEnd"/>
+      <w:r>
+        <w:rPr>
+          <w:sz w:val="18"/>
+          <w:szCs w:val="18"/>
+          <w:lang w:val="en-US"/>
+        </w:rPr>
+        <w:t xml:space="preserve"> TIMESTAMP,</w:t>
+      </w:r>
+    </w:p>
+    <w:p>
+      <w:pPr>
+        <w:spacing w:after="0" w:line="240" w:lineRule="auto"/>
+        <w:ind w:left="792"/>
+        <w:rPr>
+          <w:sz w:val="18"/>
+          <w:szCs w:val="18"/>
+          <w:lang w:val="en-US"/>
+        </w:rPr>
+      </w:pPr>
+      <w:r>
+        <w:rPr>
+          <w:sz w:val="18"/>
+          <w:szCs w:val="18"/>
+          <w:lang w:val="en-US"/>
+        </w:rPr>
+        <w:t xml:space="preserve">    </w:t>
+      </w:r>
+      <w:proofErr w:type="spellStart"/>
+      <w:r>
+        <w:rPr>
+          <w:sz w:val="18"/>
+          <w:szCs w:val="18"/>
+          <w:lang w:val="en-US"/>
+        </w:rPr>
+        <w:t>order_delivered_carrier_date</w:t>
+      </w:r>
+      <w:proofErr w:type="spellEnd"/>
+      <w:r>
+        <w:rPr>
+          <w:sz w:val="18"/>
+          <w:szCs w:val="18"/>
+          <w:lang w:val="en-US"/>
+        </w:rPr>
+        <w:t xml:space="preserve"> TIMESTAMP,</w:t>
+      </w:r>
+    </w:p>
+    <w:p>
+      <w:pPr>
+        <w:spacing w:after="0" w:line="240" w:lineRule="auto"/>
+        <w:ind w:left="792"/>
+        <w:rPr>
+          <w:sz w:val="18"/>
+          <w:szCs w:val="18"/>
+          <w:lang w:val="en-US"/>
+        </w:rPr>
+      </w:pPr>
+      <w:r>
+        <w:rPr>
+          <w:sz w:val="18"/>
+          <w:szCs w:val="18"/>
+          <w:lang w:val="en-US"/>
+        </w:rPr>
+        <w:t xml:space="preserve">    </w:t>
+      </w:r>
+      <w:proofErr w:type="spellStart"/>
+      <w:r>
+        <w:rPr>
+          <w:sz w:val="18"/>
+          <w:szCs w:val="18"/>
+          <w:lang w:val="en-US"/>
+        </w:rPr>
+        <w:t>order_delivered_customer_date</w:t>
+      </w:r>
+      <w:proofErr w:type="spellEnd"/>
+      <w:r>
+        <w:rPr>
+          <w:sz w:val="18"/>
+          <w:szCs w:val="18"/>
+          <w:lang w:val="en-US"/>
+        </w:rPr>
+        <w:t xml:space="preserve"> TIMESTAMP,</w:t>
+      </w:r>
+    </w:p>
+    <w:p>
+      <w:pPr>
+        <w:spacing w:after="0" w:line="240" w:lineRule="auto"/>
+        <w:ind w:left="792"/>
+        <w:rPr>
+          <w:sz w:val="18"/>
+          <w:szCs w:val="18"/>
+          <w:lang w:val="en-US"/>
+        </w:rPr>
+      </w:pPr>
+      <w:r>
+        <w:rPr>
+          <w:sz w:val="18"/>
+          <w:szCs w:val="18"/>
+          <w:lang w:val="en-US"/>
+        </w:rPr>
+        <w:t xml:space="preserve">    </w:t>
+      </w:r>
+      <w:proofErr w:type="spellStart"/>
+      <w:r>
+        <w:rPr>
+          <w:sz w:val="18"/>
+          <w:szCs w:val="18"/>
+          <w:lang w:val="en-US"/>
+        </w:rPr>
+        <w:t>order_estimated_delivery_date</w:t>
+      </w:r>
+      <w:proofErr w:type="spellEnd"/>
+      <w:r>
+        <w:rPr>
+          <w:sz w:val="18"/>
+          <w:szCs w:val="18"/>
+          <w:lang w:val="en-US"/>
+        </w:rPr>
+        <w:t xml:space="preserve"> TIMESTAMP,</w:t>
+      </w:r>
+    </w:p>
+    <w:p>
+      <w:pPr>
+        <w:spacing w:after="0" w:line="240" w:lineRule="auto"/>
+        <w:ind w:left="792"/>
+        <w:rPr>
+          <w:sz w:val="18"/>
+          <w:szCs w:val="18"/>
+          <w:lang w:val="en-US"/>
+        </w:rPr>
+      </w:pPr>
+      <w:r>
+        <w:rPr>
+          <w:sz w:val="18"/>
+          <w:szCs w:val="18"/>
+          <w:lang w:val="en-US"/>
+        </w:rPr>
+        <w:t xml:space="preserve">    CONSTRAINT </w:t>
+      </w:r>
+      <w:proofErr w:type="spellStart"/>
+      <w:r>
+        <w:rPr>
+          <w:sz w:val="18"/>
+          <w:szCs w:val="18"/>
+          <w:lang w:val="en-US"/>
+        </w:rPr>
+        <w:t>fk_orders_customer</w:t>
+      </w:r>
+      <w:proofErr w:type="spellEnd"/>
+    </w:p>
+    <w:p>
+      <w:pPr>
+        <w:spacing w:after="0" w:line="240" w:lineRule="auto"/>
+        <w:ind w:left="792"/>
+        <w:rPr>
+          <w:sz w:val="18"/>
+          <w:szCs w:val="18"/>
+          <w:lang w:val="en-US"/>
+        </w:rPr>
+      </w:pPr>
+      <w:r>
+        <w:rPr>
+          <w:sz w:val="18"/>
+          <w:szCs w:val="18"/>
+          <w:lang w:val="en-US"/>
+        </w:rPr>
+        <w:t xml:space="preserve">        FOREIGN KEY (</w:t>
+      </w:r>
+      <w:proofErr w:type="spellStart"/>
+      <w:r>
+        <w:rPr>
+          <w:sz w:val="18"/>
+          <w:szCs w:val="18"/>
+          <w:lang w:val="en-US"/>
+        </w:rPr>
+        <w:t>customer_id</w:t>
+      </w:r>
+      <w:proofErr w:type="spellEnd"/>
+      <w:r>
+        <w:rPr>
+          <w:sz w:val="18"/>
+          <w:szCs w:val="18"/>
+          <w:lang w:val="en-US"/>
+        </w:rPr>
+        <w:t>)</w:t>
+      </w:r>
+    </w:p>
+    <w:p>
+      <w:pPr>
+        <w:spacing w:after="0" w:line="240" w:lineRule="auto"/>
+        <w:ind w:left="792"/>
+        <w:rPr>
+          <w:sz w:val="18"/>
+          <w:szCs w:val="18"/>
+          <w:lang w:val="en-US"/>
+        </w:rPr>
+      </w:pPr>
+      <w:r>
+        <w:rPr>
+          <w:sz w:val="18"/>
+          <w:szCs w:val="18"/>
+          <w:lang w:val="en-US"/>
+        </w:rPr>
+        <w:t xml:space="preserve">        REFERENCES customers(</w:t>
+      </w:r>
+      <w:proofErr w:type="spellStart"/>
+      <w:r>
+        <w:rPr>
+          <w:sz w:val="18"/>
+          <w:szCs w:val="18"/>
+          <w:lang w:val="en-US"/>
+        </w:rPr>
+        <w:t>customer_id</w:t>
+      </w:r>
+      <w:proofErr w:type="spellEnd"/>
+      <w:r>
+        <w:rPr>
+          <w:sz w:val="18"/>
+          <w:szCs w:val="18"/>
+          <w:lang w:val="en-US"/>
+        </w:rPr>
+        <w:t>)</w:t>
+      </w:r>
+    </w:p>
+    <w:p>
+      <w:pPr>
+        <w:spacing w:after="0" w:line="240" w:lineRule="auto"/>
+        <w:ind w:left="792"/>
+        <w:rPr>
+          <w:sz w:val="18"/>
+          <w:szCs w:val="18"/>
+          <w:lang w:val="en-US"/>
+        </w:rPr>
+      </w:pPr>
+      <w:r>
+        <w:rPr>
+          <w:sz w:val="18"/>
+          <w:szCs w:val="18"/>
+          <w:lang w:val="en-US"/>
+        </w:rPr>
+        <w:t>);</w:t>
+      </w:r>
+    </w:p>
+    <w:p>
+      <w:pPr>
+        <w:spacing w:after="0" w:line="240" w:lineRule="auto"/>
+        <w:ind w:left="792"/>
+        <w:rPr>
+          <w:sz w:val="18"/>
+          <w:szCs w:val="18"/>
+          <w:lang w:val="en-US"/>
+        </w:rPr>
+      </w:pPr>
+    </w:p>
+    <w:p>
+      <w:pPr>
+        <w:spacing w:after="0" w:line="240" w:lineRule="auto"/>
+        <w:ind w:left="792"/>
+        <w:rPr>
+          <w:sz w:val="18"/>
+          <w:szCs w:val="18"/>
+          <w:lang w:val="en-US"/>
+        </w:rPr>
+      </w:pPr>
+      <w:r>
+        <w:rPr>
+          <w:sz w:val="18"/>
+          <w:szCs w:val="18"/>
+          <w:lang w:val="en-US"/>
+        </w:rPr>
+        <w:t xml:space="preserve">CREATE TABLE IF NOT EXISTS </w:t>
+      </w:r>
+      <w:r>
+        <w:rPr>
+          <w:b/>
+          <w:bCs/>
+          <w:sz w:val="18"/>
+          <w:szCs w:val="18"/>
+          <w:lang w:val="en-US"/>
+        </w:rPr>
+        <w:t>payments</w:t>
+      </w:r>
+      <w:r>
+        <w:rPr>
+          <w:sz w:val="18"/>
+          <w:szCs w:val="18"/>
+          <w:lang w:val="en-US"/>
+        </w:rPr>
+        <w:t xml:space="preserve"> (</w:t>
+      </w:r>
+    </w:p>
+    <w:p>
+      <w:pPr>
+        <w:spacing w:after="0" w:line="240" w:lineRule="auto"/>
+        <w:ind w:left="792"/>
+        <w:rPr>
+          <w:sz w:val="18"/>
+          <w:szCs w:val="18"/>
+          <w:lang w:val="en-US"/>
+        </w:rPr>
+      </w:pPr>
+      <w:r>
+        <w:rPr>
+          <w:sz w:val="18"/>
+          <w:szCs w:val="18"/>
+          <w:lang w:val="en-US"/>
+        </w:rPr>
+        <w:t xml:space="preserve">    </w:t>
+      </w:r>
+      <w:proofErr w:type="spellStart"/>
+      <w:r>
+        <w:rPr>
+          <w:sz w:val="18"/>
+          <w:szCs w:val="18"/>
+          <w:lang w:val="en-US"/>
+        </w:rPr>
+        <w:t>order_id</w:t>
+      </w:r>
+      <w:proofErr w:type="spellEnd"/>
+      <w:r>
+        <w:rPr>
+          <w:sz w:val="18"/>
+          <w:szCs w:val="18"/>
+          <w:lang w:val="en-US"/>
+        </w:rPr>
+        <w:t xml:space="preserve"> </w:t>
+      </w:r>
+      <w:proofErr w:type="gramStart"/>
+      <w:r>
+        <w:rPr>
+          <w:sz w:val="18"/>
+          <w:szCs w:val="18"/>
+          <w:lang w:val="en-US"/>
+        </w:rPr>
+        <w:t>VARCHAR(</w:t>
+      </w:r>
+      <w:proofErr w:type="gramEnd"/>
+      <w:r>
+        <w:rPr>
+          <w:sz w:val="18"/>
+          <w:szCs w:val="18"/>
+          <w:lang w:val="en-US"/>
+        </w:rPr>
+        <w:t>50) NOT NULL,</w:t>
+      </w:r>
+    </w:p>
+    <w:p>
+      <w:pPr>
+        <w:spacing w:after="0" w:line="240" w:lineRule="auto"/>
+        <w:ind w:left="792"/>
+        <w:rPr>
+          <w:sz w:val="18"/>
+          <w:szCs w:val="18"/>
+          <w:lang w:val="en-US"/>
+        </w:rPr>
+      </w:pPr>
+      <w:r>
+        <w:rPr>
+          <w:sz w:val="18"/>
+          <w:szCs w:val="18"/>
+          <w:lang w:val="en-US"/>
+        </w:rPr>
+        <w:t xml:space="preserve">    </w:t>
+      </w:r>
+      <w:proofErr w:type="spellStart"/>
+      <w:r>
+        <w:rPr>
+          <w:sz w:val="18"/>
+          <w:szCs w:val="18"/>
+          <w:lang w:val="en-US"/>
+        </w:rPr>
+        <w:t>payment_sequential</w:t>
+      </w:r>
+      <w:proofErr w:type="spellEnd"/>
+      <w:r>
+        <w:rPr>
+          <w:sz w:val="18"/>
+          <w:szCs w:val="18"/>
+          <w:lang w:val="en-US"/>
+        </w:rPr>
+        <w:t xml:space="preserve"> INT NOT NULL,</w:t>
+      </w:r>
+    </w:p>
+    <w:p>
+      <w:pPr>
+        <w:spacing w:after="0" w:line="240" w:lineRule="auto"/>
+        <w:ind w:left="792"/>
+        <w:rPr>
+          <w:sz w:val="18"/>
+          <w:szCs w:val="18"/>
+          <w:lang w:val="en-US"/>
+        </w:rPr>
+      </w:pPr>
+      <w:r>
+        <w:rPr>
+          <w:sz w:val="18"/>
+          <w:szCs w:val="18"/>
+          <w:lang w:val="en-US"/>
+        </w:rPr>
+        <w:t xml:space="preserve">    </w:t>
+      </w:r>
+      <w:proofErr w:type="spellStart"/>
+      <w:r>
+        <w:rPr>
+          <w:sz w:val="18"/>
+          <w:szCs w:val="18"/>
+          <w:lang w:val="en-US"/>
+        </w:rPr>
+        <w:t>payment_type</w:t>
+      </w:r>
+      <w:proofErr w:type="spellEnd"/>
+      <w:r>
+        <w:rPr>
+          <w:sz w:val="18"/>
+          <w:szCs w:val="18"/>
+          <w:lang w:val="en-US"/>
+        </w:rPr>
+        <w:t xml:space="preserve"> </w:t>
+      </w:r>
+      <w:proofErr w:type="gramStart"/>
+      <w:r>
+        <w:rPr>
+          <w:sz w:val="18"/>
+          <w:szCs w:val="18"/>
+          <w:lang w:val="en-US"/>
+        </w:rPr>
+        <w:t>VARCHAR(</w:t>
+      </w:r>
+      <w:proofErr w:type="gramEnd"/>
+      <w:r>
+        <w:rPr>
+          <w:sz w:val="18"/>
+          <w:szCs w:val="18"/>
+          <w:lang w:val="en-US"/>
+        </w:rPr>
+        <w:t>30) NOT NULL,</w:t>
+      </w:r>
+    </w:p>
+    <w:p>
+      <w:pPr>
+        <w:spacing w:after="0" w:line="240" w:lineRule="auto"/>
+        <w:ind w:left="792"/>
+        <w:rPr>
+          <w:sz w:val="18"/>
+          <w:szCs w:val="18"/>
+          <w:lang w:val="en-US"/>
+        </w:rPr>
+      </w:pPr>
+      <w:r>
+        <w:rPr>
+          <w:sz w:val="18"/>
+          <w:szCs w:val="18"/>
+          <w:lang w:val="en-US"/>
+        </w:rPr>
+        <w:t xml:space="preserve">    </w:t>
+      </w:r>
+      <w:proofErr w:type="spellStart"/>
+      <w:r>
+        <w:rPr>
+          <w:sz w:val="18"/>
+          <w:szCs w:val="18"/>
+          <w:lang w:val="en-US"/>
+        </w:rPr>
+        <w:t>payment_installments</w:t>
+      </w:r>
+      <w:proofErr w:type="spellEnd"/>
+      <w:r>
+        <w:rPr>
+          <w:sz w:val="18"/>
+          <w:szCs w:val="18"/>
+          <w:lang w:val="en-US"/>
+        </w:rPr>
+        <w:t xml:space="preserve"> INT NOT NULL CHECK (</w:t>
+      </w:r>
+      <w:proofErr w:type="spellStart"/>
+      <w:r>
+        <w:rPr>
+          <w:sz w:val="18"/>
+          <w:szCs w:val="18"/>
+          <w:lang w:val="en-US"/>
+        </w:rPr>
+        <w:t>payment_installments</w:t>
+      </w:r>
+      <w:proofErr w:type="spellEnd"/>
+      <w:r>
+        <w:rPr>
+          <w:sz w:val="18"/>
+          <w:szCs w:val="18"/>
+          <w:lang w:val="en-US"/>
+        </w:rPr>
+        <w:t xml:space="preserve"> &gt;= 0),</w:t>
+      </w:r>
+    </w:p>
+    <w:p>
+      <w:pPr>
+        <w:spacing w:after="0" w:line="240" w:lineRule="auto"/>
+        <w:ind w:left="792"/>
+        <w:rPr>
+          <w:sz w:val="18"/>
+          <w:szCs w:val="18"/>
+          <w:lang w:val="en-US"/>
+        </w:rPr>
+      </w:pPr>
+      <w:r>
+        <w:rPr>
+          <w:sz w:val="18"/>
+          <w:szCs w:val="18"/>
+          <w:lang w:val="en-US"/>
+        </w:rPr>
+        <w:t xml:space="preserve">    </w:t>
+      </w:r>
+      <w:proofErr w:type="spellStart"/>
+      <w:r>
+        <w:rPr>
+          <w:sz w:val="18"/>
+          <w:szCs w:val="18"/>
+          <w:lang w:val="en-US"/>
+        </w:rPr>
+        <w:t>payment_value</w:t>
+      </w:r>
+      <w:proofErr w:type="spellEnd"/>
+      <w:r>
+        <w:rPr>
+          <w:sz w:val="18"/>
+          <w:szCs w:val="18"/>
+          <w:lang w:val="en-US"/>
+        </w:rPr>
+        <w:t xml:space="preserve"> </w:t>
+      </w:r>
+      <w:proofErr w:type="gramStart"/>
+      <w:r>
+        <w:rPr>
+          <w:sz w:val="18"/>
+          <w:szCs w:val="18"/>
+          <w:lang w:val="en-US"/>
+        </w:rPr>
+        <w:t>NUMERIC(</w:t>
+      </w:r>
+      <w:proofErr w:type="gramEnd"/>
+      <w:r>
+        <w:rPr>
+          <w:sz w:val="18"/>
+          <w:szCs w:val="18"/>
+          <w:lang w:val="en-US"/>
+        </w:rPr>
+        <w:t>12,2) NOT NULL CHECK (</w:t>
+      </w:r>
+      <w:proofErr w:type="spellStart"/>
+      <w:r>
+        <w:rPr>
+          <w:sz w:val="18"/>
+          <w:szCs w:val="18"/>
+          <w:lang w:val="en-US"/>
+        </w:rPr>
+        <w:t>payment_value</w:t>
+      </w:r>
+      <w:proofErr w:type="spellEnd"/>
+      <w:r>
+        <w:rPr>
+          <w:sz w:val="18"/>
+          <w:szCs w:val="18"/>
+          <w:lang w:val="en-US"/>
+        </w:rPr>
+        <w:t xml:space="preserve"> &gt;= 0),</w:t>
+      </w:r>
+    </w:p>
+    <w:p>
+      <w:pPr>
+        <w:spacing w:after="0" w:line="240" w:lineRule="auto"/>
+        <w:ind w:left="792"/>
+        <w:rPr>
+          <w:sz w:val="18"/>
+          <w:szCs w:val="18"/>
+          <w:lang w:val="en-US"/>
+        </w:rPr>
+      </w:pPr>
+      <w:r>
+        <w:rPr>
+          <w:sz w:val="18"/>
+          <w:szCs w:val="18"/>
+          <w:lang w:val="en-US"/>
+        </w:rPr>
+        <w:t xml:space="preserve">    PRIMARY KEY (</w:t>
+      </w:r>
+      <w:proofErr w:type="spellStart"/>
+      <w:r>
+        <w:rPr>
+          <w:sz w:val="18"/>
+          <w:szCs w:val="18"/>
+          <w:lang w:val="en-US"/>
+        </w:rPr>
+        <w:t>order_id</w:t>
+      </w:r>
+      <w:proofErr w:type="spellEnd"/>
+      <w:r>
+        <w:rPr>
+          <w:sz w:val="18"/>
+          <w:szCs w:val="18"/>
+          <w:lang w:val="en-US"/>
+        </w:rPr>
+        <w:t xml:space="preserve">, </w:t>
+      </w:r>
+      <w:proofErr w:type="spellStart"/>
+      <w:r>
+        <w:rPr>
+          <w:sz w:val="18"/>
+          <w:szCs w:val="18"/>
+          <w:lang w:val="en-US"/>
+        </w:rPr>
+        <w:t>payment_sequential</w:t>
+      </w:r>
+      <w:proofErr w:type="spellEnd"/>
+      <w:r>
+        <w:rPr>
+          <w:sz w:val="18"/>
+          <w:szCs w:val="18"/>
+          <w:lang w:val="en-US"/>
+        </w:rPr>
+        <w:t>),</w:t>
+      </w:r>
+    </w:p>
+    <w:p>
+      <w:pPr>
+        <w:spacing w:after="0" w:line="240" w:lineRule="auto"/>
+        <w:ind w:left="792"/>
+        <w:rPr>
+          <w:sz w:val="18"/>
+          <w:szCs w:val="18"/>
+          <w:lang w:val="en-US"/>
+        </w:rPr>
+      </w:pPr>
+      <w:r>
+        <w:rPr>
+          <w:sz w:val="18"/>
+          <w:szCs w:val="18"/>
+          <w:lang w:val="en-US"/>
+        </w:rPr>
+        <w:t xml:space="preserve">    CONSTRAINT </w:t>
+      </w:r>
+      <w:proofErr w:type="spellStart"/>
+      <w:r>
+        <w:rPr>
+          <w:sz w:val="18"/>
+          <w:szCs w:val="18"/>
+          <w:lang w:val="en-US"/>
+        </w:rPr>
+        <w:t>fk_order_payments_order</w:t>
+      </w:r>
+      <w:proofErr w:type="spellEnd"/>
+    </w:p>
+    <w:p>
+      <w:pPr>
+        <w:spacing w:after="0" w:line="240" w:lineRule="auto"/>
+        <w:ind w:left="792"/>
+        <w:rPr>
+          <w:sz w:val="18"/>
+          <w:szCs w:val="18"/>
+          <w:lang w:val="en-US"/>
+        </w:rPr>
+      </w:pPr>
+      <w:r>
+        <w:rPr>
+          <w:sz w:val="18"/>
+          <w:szCs w:val="18"/>
+          <w:lang w:val="en-US"/>
+        </w:rPr>
+        <w:t xml:space="preserve">        FOREIGN KEY (</w:t>
+      </w:r>
+      <w:proofErr w:type="spellStart"/>
+      <w:r>
+        <w:rPr>
+          <w:sz w:val="18"/>
+          <w:szCs w:val="18"/>
+          <w:lang w:val="en-US"/>
+        </w:rPr>
+        <w:t>order_id</w:t>
+      </w:r>
+      <w:proofErr w:type="spellEnd"/>
+      <w:r>
+        <w:rPr>
+          <w:sz w:val="18"/>
+          <w:szCs w:val="18"/>
+          <w:lang w:val="en-US"/>
+        </w:rPr>
+        <w:t>)</w:t>
+      </w:r>
+    </w:p>
+    <w:p>
+      <w:pPr>
+        <w:spacing w:after="0" w:line="240" w:lineRule="auto"/>
+        <w:ind w:left="792"/>
+        <w:rPr>
+          <w:sz w:val="18"/>
+          <w:szCs w:val="18"/>
+          <w:lang w:val="en-US"/>
+        </w:rPr>
+      </w:pPr>
+      <w:r>
+        <w:rPr>
+          <w:sz w:val="18"/>
+          <w:szCs w:val="18"/>
+          <w:lang w:val="en-US"/>
+        </w:rPr>
+        <w:t xml:space="preserve">        REFERENCES orders(</w:t>
+      </w:r>
+      <w:proofErr w:type="spellStart"/>
+      <w:r>
+        <w:rPr>
+          <w:sz w:val="18"/>
+          <w:szCs w:val="18"/>
+          <w:lang w:val="en-US"/>
+        </w:rPr>
+        <w:t>order_id</w:t>
+      </w:r>
+      <w:proofErr w:type="spellEnd"/>
+      <w:r>
+        <w:rPr>
+          <w:sz w:val="18"/>
+          <w:szCs w:val="18"/>
+          <w:lang w:val="en-US"/>
+        </w:rPr>
+        <w:t>)</w:t>
+      </w:r>
+    </w:p>
+    <w:p>
+      <w:pPr>
+        <w:spacing w:after="0" w:line="240" w:lineRule="auto"/>
+        <w:ind w:left="792"/>
+        <w:rPr>
+          <w:sz w:val="18"/>
+          <w:szCs w:val="18"/>
+          <w:lang w:val="en-US"/>
+        </w:rPr>
+      </w:pPr>
+      <w:r>
+        <w:rPr>
+          <w:sz w:val="18"/>
+          <w:szCs w:val="18"/>
+          <w:lang w:val="en-US"/>
+        </w:rPr>
+        <w:t>);</w:t>
+      </w:r>
+    </w:p>
+    <w:p>
+      <w:pPr>
+        <w:spacing w:after="0" w:line="240" w:lineRule="auto"/>
+        <w:ind w:left="792"/>
+        <w:rPr>
+          <w:sz w:val="18"/>
+          <w:szCs w:val="18"/>
+          <w:lang w:val="en-US"/>
+        </w:rPr>
+      </w:pPr>
+    </w:p>
+    <w:p>
+      <w:pPr>
+        <w:spacing w:after="0" w:line="240" w:lineRule="auto"/>
+        <w:ind w:left="792"/>
+        <w:rPr>
+          <w:sz w:val="18"/>
+          <w:szCs w:val="18"/>
+          <w:lang w:val="en-US"/>
+        </w:rPr>
+      </w:pPr>
+      <w:r>
+        <w:rPr>
+          <w:sz w:val="18"/>
+          <w:szCs w:val="18"/>
+          <w:lang w:val="en-US"/>
+        </w:rPr>
+        <w:t xml:space="preserve">CREATE TABLE IF NOT EXISTS </w:t>
+      </w:r>
+      <w:proofErr w:type="spellStart"/>
+      <w:r>
+        <w:rPr>
+          <w:b/>
+          <w:bCs/>
+          <w:sz w:val="18"/>
+          <w:szCs w:val="18"/>
+          <w:lang w:val="en-US"/>
+        </w:rPr>
+        <w:t>order_items</w:t>
+      </w:r>
+      <w:proofErr w:type="spellEnd"/>
+      <w:r>
+        <w:rPr>
+          <w:sz w:val="18"/>
+          <w:szCs w:val="18"/>
+          <w:lang w:val="en-US"/>
+        </w:rPr>
+        <w:t xml:space="preserve"> (</w:t>
+      </w:r>
+    </w:p>
+    <w:p>
+      <w:pPr>
+        <w:spacing w:after="0" w:line="240" w:lineRule="auto"/>
+        <w:ind w:left="792"/>
+        <w:rPr>
+          <w:sz w:val="18"/>
+          <w:szCs w:val="18"/>
+          <w:lang w:val="en-US"/>
+        </w:rPr>
+      </w:pPr>
+      <w:r>
+        <w:rPr>
+          <w:sz w:val="18"/>
+          <w:szCs w:val="18"/>
+          <w:lang w:val="en-US"/>
+        </w:rPr>
+        <w:t xml:space="preserve">    </w:t>
+      </w:r>
+      <w:proofErr w:type="spellStart"/>
+      <w:r>
+        <w:rPr>
+          <w:sz w:val="18"/>
+          <w:szCs w:val="18"/>
+          <w:lang w:val="en-US"/>
+        </w:rPr>
+        <w:t>order_id</w:t>
+      </w:r>
+      <w:proofErr w:type="spellEnd"/>
+      <w:r>
+        <w:rPr>
+          <w:sz w:val="18"/>
+          <w:szCs w:val="18"/>
+          <w:lang w:val="en-US"/>
+        </w:rPr>
+        <w:t xml:space="preserve"> </w:t>
+      </w:r>
+      <w:proofErr w:type="gramStart"/>
+      <w:r>
+        <w:rPr>
+          <w:sz w:val="18"/>
+          <w:szCs w:val="18"/>
+          <w:lang w:val="en-US"/>
+        </w:rPr>
+        <w:t>VARCHAR(</w:t>
+      </w:r>
+      <w:proofErr w:type="gramEnd"/>
+      <w:r>
+        <w:rPr>
+          <w:sz w:val="18"/>
+          <w:szCs w:val="18"/>
+          <w:lang w:val="en-US"/>
+        </w:rPr>
+        <w:t>50) NOT NULL,</w:t>
+      </w:r>
+    </w:p>
+    <w:p>
+      <w:pPr>
+        <w:spacing w:after="0" w:line="240" w:lineRule="auto"/>
+        <w:ind w:left="792"/>
+        <w:rPr>
+          <w:sz w:val="18"/>
+          <w:szCs w:val="18"/>
+          <w:lang w:val="en-US"/>
+        </w:rPr>
+      </w:pPr>
+      <w:r>
+        <w:rPr>
+          <w:sz w:val="18"/>
+          <w:szCs w:val="18"/>
+          <w:lang w:val="en-US"/>
+        </w:rPr>
+        <w:t xml:space="preserve">    </w:t>
+      </w:r>
+      <w:proofErr w:type="spellStart"/>
+      <w:r>
+        <w:rPr>
+          <w:sz w:val="18"/>
+          <w:szCs w:val="18"/>
+          <w:lang w:val="en-US"/>
+        </w:rPr>
+        <w:t>order_item_id</w:t>
+      </w:r>
+      <w:proofErr w:type="spellEnd"/>
+      <w:r>
+        <w:rPr>
+          <w:sz w:val="18"/>
+          <w:szCs w:val="18"/>
+          <w:lang w:val="en-US"/>
+        </w:rPr>
+        <w:t xml:space="preserve"> </w:t>
+      </w:r>
+      <w:proofErr w:type="gramStart"/>
+      <w:r>
+        <w:rPr>
+          <w:sz w:val="18"/>
+          <w:szCs w:val="18"/>
+          <w:lang w:val="en-US"/>
+        </w:rPr>
+        <w:t>INT NOT</w:t>
+      </w:r>
+      <w:proofErr w:type="gramEnd"/>
+      <w:r>
+        <w:rPr>
+          <w:sz w:val="18"/>
+          <w:szCs w:val="18"/>
+          <w:lang w:val="en-US"/>
+        </w:rPr>
+        <w:t xml:space="preserve"> NULL,</w:t>
+      </w:r>
+    </w:p>
+    <w:p>
+      <w:pPr>
+        <w:spacing w:after="0" w:line="240" w:lineRule="auto"/>
+        <w:ind w:left="792"/>
+        <w:rPr>
+          <w:sz w:val="18"/>
+          <w:szCs w:val="18"/>
+          <w:lang w:val="en-US"/>
+        </w:rPr>
+      </w:pPr>
+      <w:r>
+        <w:rPr>
+          <w:sz w:val="18"/>
+          <w:szCs w:val="18"/>
+          <w:lang w:val="en-US"/>
+        </w:rPr>
+        <w:t xml:space="preserve">    </w:t>
+      </w:r>
+      <w:proofErr w:type="spellStart"/>
+      <w:r>
+        <w:rPr>
+          <w:sz w:val="18"/>
+          <w:szCs w:val="18"/>
+          <w:lang w:val="en-US"/>
+        </w:rPr>
+        <w:t>product_id</w:t>
+      </w:r>
+      <w:proofErr w:type="spellEnd"/>
+      <w:r>
+        <w:rPr>
+          <w:sz w:val="18"/>
+          <w:szCs w:val="18"/>
+          <w:lang w:val="en-US"/>
+        </w:rPr>
+        <w:t xml:space="preserve"> </w:t>
+      </w:r>
+      <w:proofErr w:type="gramStart"/>
+      <w:r>
+        <w:rPr>
+          <w:sz w:val="18"/>
+          <w:szCs w:val="18"/>
+          <w:lang w:val="en-US"/>
+        </w:rPr>
+        <w:t>VARCHAR(</w:t>
+      </w:r>
+      <w:proofErr w:type="gramEnd"/>
+      <w:r>
+        <w:rPr>
+          <w:sz w:val="18"/>
+          <w:szCs w:val="18"/>
+          <w:lang w:val="en-US"/>
+        </w:rPr>
+        <w:t>50) NOT NULL,</w:t>
+      </w:r>
+    </w:p>
+    <w:p>
+      <w:pPr>
+        <w:spacing w:after="0" w:line="240" w:lineRule="auto"/>
+        <w:ind w:left="792"/>
+        <w:rPr>
+          <w:sz w:val="18"/>
+          <w:szCs w:val="18"/>
+          <w:lang w:val="en-US"/>
+        </w:rPr>
+      </w:pPr>
+      <w:r>
+        <w:rPr>
+          <w:sz w:val="18"/>
+          <w:szCs w:val="18"/>
+          <w:lang w:val="en-US"/>
+        </w:rPr>
+        <w:t xml:space="preserve">    </w:t>
+      </w:r>
+      <w:proofErr w:type="spellStart"/>
+      <w:r>
+        <w:rPr>
+          <w:sz w:val="18"/>
+          <w:szCs w:val="18"/>
+          <w:lang w:val="en-US"/>
+        </w:rPr>
+        <w:t>seller_id</w:t>
+      </w:r>
+      <w:proofErr w:type="spellEnd"/>
+      <w:r>
+        <w:rPr>
+          <w:sz w:val="18"/>
+          <w:szCs w:val="18"/>
+          <w:lang w:val="en-US"/>
+        </w:rPr>
+        <w:t xml:space="preserve"> </w:t>
+      </w:r>
+      <w:proofErr w:type="gramStart"/>
+      <w:r>
+        <w:rPr>
+          <w:sz w:val="18"/>
+          <w:szCs w:val="18"/>
+          <w:lang w:val="en-US"/>
+        </w:rPr>
+        <w:t>VARCHAR(</w:t>
+      </w:r>
+      <w:proofErr w:type="gramEnd"/>
+      <w:r>
+        <w:rPr>
+          <w:sz w:val="18"/>
+          <w:szCs w:val="18"/>
+          <w:lang w:val="en-US"/>
+        </w:rPr>
+        <w:t>50) NOT NULL,</w:t>
+      </w:r>
+    </w:p>
+    <w:p>
+      <w:pPr>
+        <w:spacing w:after="0" w:line="240" w:lineRule="auto"/>
+        <w:ind w:left="792"/>
+        <w:rPr>
+          <w:sz w:val="18"/>
+          <w:szCs w:val="18"/>
+          <w:lang w:val="en-US"/>
+        </w:rPr>
+      </w:pPr>
+      <w:r>
+        <w:rPr>
+          <w:sz w:val="18"/>
+          <w:szCs w:val="18"/>
+          <w:lang w:val="en-US"/>
+        </w:rPr>
+        <w:t xml:space="preserve">    </w:t>
+      </w:r>
+      <w:proofErr w:type="spellStart"/>
+      <w:r>
+        <w:rPr>
+          <w:sz w:val="18"/>
+          <w:szCs w:val="18"/>
+          <w:lang w:val="en-US"/>
+        </w:rPr>
+        <w:t>shipping_limit_date</w:t>
+      </w:r>
+      <w:proofErr w:type="spellEnd"/>
+      <w:r>
+        <w:rPr>
+          <w:sz w:val="18"/>
+          <w:szCs w:val="18"/>
+          <w:lang w:val="en-US"/>
+        </w:rPr>
+        <w:t xml:space="preserve"> TIMESTAMP,</w:t>
+      </w:r>
+    </w:p>
+    <w:p>
+      <w:pPr>
+        <w:spacing w:after="0" w:line="240" w:lineRule="auto"/>
+        <w:ind w:left="792"/>
+        <w:rPr>
+          <w:sz w:val="18"/>
+          <w:szCs w:val="18"/>
+          <w:lang w:val="en-US"/>
+        </w:rPr>
+      </w:pPr>
+      <w:r>
+        <w:rPr>
+          <w:sz w:val="18"/>
+          <w:szCs w:val="18"/>
+          <w:lang w:val="en-US"/>
+        </w:rPr>
+        <w:t xml:space="preserve">    price </w:t>
+      </w:r>
+      <w:proofErr w:type="gramStart"/>
+      <w:r>
+        <w:rPr>
+          <w:sz w:val="18"/>
+          <w:szCs w:val="18"/>
+          <w:lang w:val="en-US"/>
+        </w:rPr>
+        <w:t>NUMERIC(</w:t>
+      </w:r>
+      <w:proofErr w:type="gramEnd"/>
+      <w:r>
+        <w:rPr>
+          <w:sz w:val="18"/>
+          <w:szCs w:val="18"/>
+          <w:lang w:val="en-US"/>
+        </w:rPr>
+        <w:t>12,2) NOT NULL CHECK (price &gt;= 0),</w:t>
+      </w:r>
+    </w:p>
+    <w:p>
+      <w:pPr>
+        <w:spacing w:after="0" w:line="240" w:lineRule="auto"/>
+        <w:ind w:left="792"/>
+        <w:rPr>
+          <w:sz w:val="18"/>
+          <w:szCs w:val="18"/>
+          <w:lang w:val="en-US"/>
+        </w:rPr>
+      </w:pPr>
+      <w:r>
+        <w:rPr>
+          <w:sz w:val="18"/>
+          <w:szCs w:val="18"/>
+          <w:lang w:val="en-US"/>
+        </w:rPr>
+        <w:t xml:space="preserve">    </w:t>
+      </w:r>
+      <w:proofErr w:type="spellStart"/>
+      <w:r>
+        <w:rPr>
+          <w:sz w:val="18"/>
+          <w:szCs w:val="18"/>
+          <w:lang w:val="en-US"/>
+        </w:rPr>
+        <w:t>freight_value</w:t>
+      </w:r>
+      <w:proofErr w:type="spellEnd"/>
+      <w:r>
+        <w:rPr>
+          <w:sz w:val="18"/>
+          <w:szCs w:val="18"/>
+          <w:lang w:val="en-US"/>
+        </w:rPr>
+        <w:t xml:space="preserve"> </w:t>
+      </w:r>
+      <w:proofErr w:type="gramStart"/>
+      <w:r>
+        <w:rPr>
+          <w:sz w:val="18"/>
+          <w:szCs w:val="18"/>
+          <w:lang w:val="en-US"/>
+        </w:rPr>
+        <w:t>NUMERIC(</w:t>
+      </w:r>
+      <w:proofErr w:type="gramEnd"/>
+      <w:r>
+        <w:rPr>
+          <w:sz w:val="18"/>
+          <w:szCs w:val="18"/>
+          <w:lang w:val="en-US"/>
+        </w:rPr>
+        <w:t>12,2) NOT NULL CHECK (</w:t>
+      </w:r>
+      <w:proofErr w:type="spellStart"/>
+      <w:r>
+        <w:rPr>
+          <w:sz w:val="18"/>
+          <w:szCs w:val="18"/>
+          <w:lang w:val="en-US"/>
+        </w:rPr>
+        <w:t>freight_value</w:t>
+      </w:r>
+      <w:proofErr w:type="spellEnd"/>
+      <w:r>
+        <w:rPr>
+          <w:sz w:val="18"/>
+          <w:szCs w:val="18"/>
+          <w:lang w:val="en-US"/>
+        </w:rPr>
+        <w:t xml:space="preserve"> &gt;= 0),</w:t>
+      </w:r>
+    </w:p>
+    <w:p>
+      <w:pPr>
+        <w:spacing w:after="0" w:line="240" w:lineRule="auto"/>
+        <w:ind w:left="792"/>
+        <w:rPr>
+          <w:sz w:val="18"/>
+          <w:szCs w:val="18"/>
+          <w:lang w:val="en-US"/>
+        </w:rPr>
+      </w:pPr>
+      <w:r>
+        <w:rPr>
+          <w:sz w:val="18"/>
+          <w:szCs w:val="18"/>
+          <w:lang w:val="en-US"/>
+        </w:rPr>
+        <w:t xml:space="preserve">    PRIMARY KEY (</w:t>
+      </w:r>
+      <w:proofErr w:type="spellStart"/>
+      <w:r>
+        <w:rPr>
+          <w:sz w:val="18"/>
+          <w:szCs w:val="18"/>
+          <w:lang w:val="en-US"/>
+        </w:rPr>
+        <w:t>order_id</w:t>
+      </w:r>
+      <w:proofErr w:type="spellEnd"/>
+      <w:r>
+        <w:rPr>
+          <w:sz w:val="18"/>
+          <w:szCs w:val="18"/>
+          <w:lang w:val="en-US"/>
+        </w:rPr>
+        <w:t xml:space="preserve">, </w:t>
+      </w:r>
+      <w:proofErr w:type="spellStart"/>
+      <w:r>
+        <w:rPr>
+          <w:sz w:val="18"/>
+          <w:szCs w:val="18"/>
+          <w:lang w:val="en-US"/>
+        </w:rPr>
+        <w:t>order_item_id</w:t>
+      </w:r>
+      <w:proofErr w:type="spellEnd"/>
+      <w:r>
+        <w:rPr>
+          <w:sz w:val="18"/>
+          <w:szCs w:val="18"/>
+          <w:lang w:val="en-US"/>
+        </w:rPr>
+        <w:t>),</w:t>
+      </w:r>
+    </w:p>
+    <w:p>
+      <w:pPr>
+        <w:spacing w:after="0" w:line="240" w:lineRule="auto"/>
+        <w:ind w:left="792"/>
+        <w:rPr>
+          <w:sz w:val="18"/>
+          <w:szCs w:val="18"/>
+          <w:lang w:val="en-US"/>
+        </w:rPr>
+      </w:pPr>
+      <w:r>
+        <w:rPr>
+          <w:sz w:val="18"/>
+          <w:szCs w:val="18"/>
+          <w:lang w:val="en-US"/>
+        </w:rPr>
+        <w:t xml:space="preserve">    CONSTRAINT </w:t>
+      </w:r>
+      <w:proofErr w:type="spellStart"/>
+      <w:r>
+        <w:rPr>
+          <w:sz w:val="18"/>
+          <w:szCs w:val="18"/>
+          <w:lang w:val="en-US"/>
+        </w:rPr>
+        <w:t>fk_order_items_order</w:t>
+      </w:r>
+      <w:proofErr w:type="spellEnd"/>
+    </w:p>
+    <w:p>
+      <w:pPr>
+        <w:spacing w:after="0" w:line="240" w:lineRule="auto"/>
+        <w:ind w:left="792"/>
+        <w:rPr>
+          <w:sz w:val="18"/>
+          <w:szCs w:val="18"/>
+          <w:lang w:val="en-US"/>
+        </w:rPr>
+      </w:pPr>
+      <w:r>
+        <w:rPr>
+          <w:sz w:val="18"/>
+          <w:szCs w:val="18"/>
+          <w:lang w:val="en-US"/>
+        </w:rPr>
+        <w:t xml:space="preserve">        FOREIGN KEY (</w:t>
+      </w:r>
+      <w:proofErr w:type="spellStart"/>
+      <w:r>
+        <w:rPr>
+          <w:sz w:val="18"/>
+          <w:szCs w:val="18"/>
+          <w:lang w:val="en-US"/>
+        </w:rPr>
+        <w:t>order_id</w:t>
+      </w:r>
+      <w:proofErr w:type="spellEnd"/>
+      <w:r>
+        <w:rPr>
+          <w:sz w:val="18"/>
+          <w:szCs w:val="18"/>
+          <w:lang w:val="en-US"/>
+        </w:rPr>
+        <w:t>)</w:t>
+      </w:r>
+    </w:p>
+    <w:p>
+      <w:pPr>
+        <w:spacing w:after="0" w:line="240" w:lineRule="auto"/>
+        <w:ind w:left="792"/>
+        <w:rPr>
+          <w:sz w:val="18"/>
+          <w:szCs w:val="18"/>
+          <w:lang w:val="en-US"/>
+        </w:rPr>
+      </w:pPr>
+      <w:r>
+        <w:rPr>
+          <w:sz w:val="18"/>
+          <w:szCs w:val="18"/>
+          <w:lang w:val="en-US"/>
+        </w:rPr>
+        <w:t xml:space="preserve">        REFERENCES orders(</w:t>
+      </w:r>
+      <w:proofErr w:type="spellStart"/>
+      <w:r>
+        <w:rPr>
+          <w:sz w:val="18"/>
+          <w:szCs w:val="18"/>
+          <w:lang w:val="en-US"/>
+        </w:rPr>
+        <w:t>order_id</w:t>
+      </w:r>
+      <w:proofErr w:type="spellEnd"/>
+      <w:r>
+        <w:rPr>
+          <w:sz w:val="18"/>
+          <w:szCs w:val="18"/>
+          <w:lang w:val="en-US"/>
+        </w:rPr>
+        <w:t>),</w:t>
+      </w:r>
+    </w:p>
+    <w:p>
+      <w:pPr>
+        <w:spacing w:after="0" w:line="240" w:lineRule="auto"/>
+        <w:ind w:left="792"/>
+        <w:rPr>
+          <w:sz w:val="18"/>
+          <w:szCs w:val="18"/>
+          <w:lang w:val="en-US"/>
+        </w:rPr>
+      </w:pPr>
+      <w:r>
+        <w:rPr>
+          <w:sz w:val="18"/>
+          <w:szCs w:val="18"/>
+          <w:lang w:val="en-US"/>
+        </w:rPr>
+        <w:t xml:space="preserve">    CONSTRAINT </w:t>
+      </w:r>
+      <w:proofErr w:type="spellStart"/>
+      <w:r>
+        <w:rPr>
+          <w:sz w:val="18"/>
+          <w:szCs w:val="18"/>
+          <w:lang w:val="en-US"/>
+        </w:rPr>
+        <w:t>fk_order_items_product</w:t>
+      </w:r>
+      <w:proofErr w:type="spellEnd"/>
+    </w:p>
+    <w:p>
+      <w:pPr>
+        <w:spacing w:after="0" w:line="240" w:lineRule="auto"/>
+        <w:ind w:left="792"/>
+        <w:rPr>
+          <w:sz w:val="18"/>
+          <w:szCs w:val="18"/>
+          <w:lang w:val="en-US"/>
+        </w:rPr>
+      </w:pPr>
+      <w:r>
+        <w:rPr>
+          <w:sz w:val="18"/>
+          <w:szCs w:val="18"/>
+          <w:lang w:val="en-US"/>
+        </w:rPr>
+        <w:t xml:space="preserve">        FOREIGN KEY (</w:t>
+      </w:r>
+      <w:proofErr w:type="spellStart"/>
+      <w:r>
+        <w:rPr>
+          <w:sz w:val="18"/>
+          <w:szCs w:val="18"/>
+          <w:lang w:val="en-US"/>
+        </w:rPr>
+        <w:t>product_id</w:t>
+      </w:r>
+      <w:proofErr w:type="spellEnd"/>
+      <w:r>
+        <w:rPr>
+          <w:sz w:val="18"/>
+          <w:szCs w:val="18"/>
+          <w:lang w:val="en-US"/>
+        </w:rPr>
+        <w:t>)</w:t>
+      </w:r>
+    </w:p>
+    <w:p>
+      <w:pPr>
+        <w:spacing w:after="0" w:line="240" w:lineRule="auto"/>
+        <w:ind w:left="792"/>
+        <w:rPr>
+          <w:sz w:val="18"/>
+          <w:szCs w:val="18"/>
+          <w:lang w:val="en-US"/>
+        </w:rPr>
+      </w:pPr>
+      <w:r>
+        <w:rPr>
+          <w:sz w:val="18"/>
+          <w:szCs w:val="18"/>
+          <w:lang w:val="en-US"/>
+        </w:rPr>
+        <w:t xml:space="preserve">        REFERENCES products(</w:t>
+      </w:r>
+      <w:proofErr w:type="spellStart"/>
+      <w:r>
+        <w:rPr>
+          <w:sz w:val="18"/>
+          <w:szCs w:val="18"/>
+          <w:lang w:val="en-US"/>
+        </w:rPr>
+        <w:t>product_id</w:t>
+      </w:r>
+      <w:proofErr w:type="spellEnd"/>
+      <w:r>
+        <w:rPr>
+          <w:sz w:val="18"/>
+          <w:szCs w:val="18"/>
+          <w:lang w:val="en-US"/>
+        </w:rPr>
+        <w:t>),</w:t>
+      </w:r>
+    </w:p>
+    <w:p>
+      <w:pPr>
+        <w:spacing w:after="0" w:line="240" w:lineRule="auto"/>
+        <w:ind w:left="792"/>
+        <w:rPr>
+          <w:sz w:val="18"/>
+          <w:szCs w:val="18"/>
+          <w:lang w:val="en-US"/>
+        </w:rPr>
+      </w:pPr>
+      <w:r>
+        <w:rPr>
+          <w:sz w:val="18"/>
+          <w:szCs w:val="18"/>
+          <w:lang w:val="en-US"/>
+        </w:rPr>
+        <w:t xml:space="preserve">    CONSTRAINT </w:t>
+      </w:r>
+      <w:proofErr w:type="spellStart"/>
+      <w:r>
+        <w:rPr>
+          <w:sz w:val="18"/>
+          <w:szCs w:val="18"/>
+          <w:lang w:val="en-US"/>
+        </w:rPr>
+        <w:t>fk_order_items_seller</w:t>
+      </w:r>
+      <w:proofErr w:type="spellEnd"/>
+    </w:p>
+    <w:p>
+      <w:pPr>
+        <w:spacing w:after="0" w:line="240" w:lineRule="auto"/>
+        <w:ind w:left="792"/>
+        <w:rPr>
+          <w:sz w:val="18"/>
+          <w:szCs w:val="18"/>
+          <w:lang w:val="en-US"/>
+        </w:rPr>
+      </w:pPr>
+      <w:r>
+        <w:rPr>
+          <w:sz w:val="18"/>
+          <w:szCs w:val="18"/>
+          <w:lang w:val="en-US"/>
+        </w:rPr>
+        <w:t xml:space="preserve">        FOREIGN KEY (</w:t>
+      </w:r>
+      <w:proofErr w:type="spellStart"/>
+      <w:r>
+        <w:rPr>
+          <w:sz w:val="18"/>
+          <w:szCs w:val="18"/>
+          <w:lang w:val="en-US"/>
+        </w:rPr>
+        <w:t>seller_id</w:t>
+      </w:r>
+      <w:proofErr w:type="spellEnd"/>
+      <w:r>
+        <w:rPr>
+          <w:sz w:val="18"/>
+          <w:szCs w:val="18"/>
+          <w:lang w:val="en-US"/>
+        </w:rPr>
+        <w:t>)</w:t>
+      </w:r>
+    </w:p>
+    <w:p>
+      <w:pPr>
+        <w:spacing w:after="0" w:line="240" w:lineRule="auto"/>
+        <w:ind w:left="792"/>
+        <w:rPr>
+          <w:sz w:val="18"/>
+          <w:szCs w:val="18"/>
+          <w:lang w:val="en-US"/>
+        </w:rPr>
+      </w:pPr>
+      <w:r>
+        <w:rPr>
+          <w:sz w:val="18"/>
+          <w:szCs w:val="18"/>
+          <w:lang w:val="en-US"/>
+        </w:rPr>
+        <w:t xml:space="preserve">        REFERENCES sellers(</w:t>
+      </w:r>
+      <w:proofErr w:type="spellStart"/>
+      <w:r>
+        <w:rPr>
+          <w:sz w:val="18"/>
+          <w:szCs w:val="18"/>
+          <w:lang w:val="en-US"/>
+        </w:rPr>
+        <w:t>seller_id</w:t>
+      </w:r>
+      <w:proofErr w:type="spellEnd"/>
+      <w:r>
+        <w:rPr>
+          <w:sz w:val="18"/>
+          <w:szCs w:val="18"/>
+          <w:lang w:val="en-US"/>
+        </w:rPr>
+        <w:t>)</w:t>
+      </w:r>
+    </w:p>
+    <w:p>
+      <w:pPr>
+        <w:spacing w:after="0" w:line="240" w:lineRule="auto"/>
+        <w:ind w:left="792"/>
+        <w:rPr>
+          <w:sz w:val="18"/>
+          <w:szCs w:val="18"/>
+          <w:lang w:val="en-US"/>
+        </w:rPr>
+      </w:pPr>
+      <w:r>
+        <w:rPr>
+          <w:sz w:val="18"/>
+          <w:szCs w:val="18"/>
+          <w:lang w:val="en-US"/>
+        </w:rPr>
+        <w:lastRenderedPageBreak/>
+        <w:t>) PARTITION BY HASH (</w:t>
+      </w:r>
+      <w:proofErr w:type="spellStart"/>
+      <w:r>
+        <w:rPr>
+          <w:sz w:val="18"/>
+          <w:szCs w:val="18"/>
+          <w:lang w:val="en-US"/>
+        </w:rPr>
+        <w:t>order_id</w:t>
+      </w:r>
+      <w:proofErr w:type="spellEnd"/>
+      <w:r>
+        <w:rPr>
+          <w:sz w:val="18"/>
+          <w:szCs w:val="18"/>
+          <w:lang w:val="en-US"/>
+        </w:rPr>
+        <w:t>);</w:t>
+      </w:r>
+    </w:p>
+    <w:p>
+      <w:pPr>
+        <w:spacing w:after="0" w:line="240" w:lineRule="auto"/>
+        <w:ind w:left="792"/>
+        <w:rPr>
+          <w:sz w:val="18"/>
+          <w:szCs w:val="18"/>
+          <w:lang w:val="en-US"/>
+        </w:rPr>
+      </w:pPr>
+    </w:p>
+    <w:p>
+      <w:pPr>
+        <w:spacing w:after="0" w:line="240" w:lineRule="auto"/>
+        <w:ind w:left="792"/>
+        <w:rPr>
+          <w:sz w:val="18"/>
+          <w:szCs w:val="18"/>
+          <w:lang w:val="en-US"/>
+        </w:rPr>
+      </w:pPr>
+      <w:r>
+        <w:rPr>
+          <w:sz w:val="18"/>
+          <w:szCs w:val="18"/>
+          <w:lang w:val="en-US"/>
+        </w:rPr>
+        <w:t xml:space="preserve">CREATE TABLE </w:t>
+      </w:r>
+      <w:proofErr w:type="gramStart"/>
+      <w:r>
+        <w:rPr>
+          <w:sz w:val="18"/>
+          <w:szCs w:val="18"/>
+          <w:lang w:val="en-US"/>
+        </w:rPr>
+        <w:t>IF NOT</w:t>
+      </w:r>
+      <w:proofErr w:type="gramEnd"/>
+      <w:r>
+        <w:rPr>
+          <w:sz w:val="18"/>
+          <w:szCs w:val="18"/>
+          <w:lang w:val="en-US"/>
+        </w:rPr>
+        <w:t xml:space="preserve"> EXISTS </w:t>
+      </w:r>
+      <w:r>
+        <w:rPr>
+          <w:b/>
+          <w:bCs/>
+          <w:sz w:val="18"/>
+          <w:szCs w:val="18"/>
+          <w:lang w:val="en-US"/>
+        </w:rPr>
+        <w:t>order_items_p0</w:t>
+      </w:r>
+    </w:p>
+    <w:p>
+      <w:pPr>
+        <w:spacing w:after="0" w:line="240" w:lineRule="auto"/>
+        <w:ind w:left="792"/>
+        <w:rPr>
+          <w:sz w:val="18"/>
+          <w:szCs w:val="18"/>
+          <w:lang w:val="en-US"/>
+        </w:rPr>
+      </w:pPr>
+      <w:r>
+        <w:rPr>
+          <w:sz w:val="18"/>
+          <w:szCs w:val="18"/>
+          <w:lang w:val="en-US"/>
+        </w:rPr>
+        <w:t xml:space="preserve">PARTITION OF </w:t>
+      </w:r>
+      <w:proofErr w:type="spellStart"/>
+      <w:r>
+        <w:rPr>
+          <w:sz w:val="18"/>
+          <w:szCs w:val="18"/>
+          <w:lang w:val="en-US"/>
+        </w:rPr>
+        <w:t>order_items</w:t>
+      </w:r>
+      <w:proofErr w:type="spellEnd"/>
+    </w:p>
+    <w:p>
+      <w:pPr>
+        <w:spacing w:after="0" w:line="240" w:lineRule="auto"/>
+        <w:ind w:left="792"/>
+        <w:rPr>
+          <w:sz w:val="18"/>
+          <w:szCs w:val="18"/>
+          <w:lang w:val="en-US"/>
+        </w:rPr>
+      </w:pPr>
+      <w:r>
+        <w:rPr>
+          <w:sz w:val="18"/>
+          <w:szCs w:val="18"/>
+          <w:lang w:val="en-US"/>
+        </w:rPr>
+        <w:t>FOR VALUES WITH (MODULUS 4, REMAINDER 0);</w:t>
+      </w:r>
+    </w:p>
+    <w:p>
+      <w:pPr>
+        <w:spacing w:after="0" w:line="240" w:lineRule="auto"/>
+        <w:ind w:left="792"/>
+        <w:rPr>
+          <w:sz w:val="18"/>
+          <w:szCs w:val="18"/>
+          <w:lang w:val="en-US"/>
+        </w:rPr>
+      </w:pPr>
+    </w:p>
+    <w:p>
+      <w:pPr>
+        <w:spacing w:after="0" w:line="240" w:lineRule="auto"/>
+        <w:ind w:left="792"/>
+        <w:rPr>
+          <w:sz w:val="18"/>
+          <w:szCs w:val="18"/>
+          <w:lang w:val="en-US"/>
+        </w:rPr>
+      </w:pPr>
+      <w:r>
+        <w:rPr>
+          <w:sz w:val="18"/>
+          <w:szCs w:val="18"/>
+          <w:lang w:val="en-US"/>
+        </w:rPr>
+        <w:t xml:space="preserve">CREATE TABLE IF NOT EXISTS </w:t>
+      </w:r>
+      <w:r>
+        <w:rPr>
+          <w:b/>
+          <w:bCs/>
+          <w:sz w:val="18"/>
+          <w:szCs w:val="18"/>
+          <w:lang w:val="en-US"/>
+        </w:rPr>
+        <w:t>order_items_p1</w:t>
+      </w:r>
+    </w:p>
+    <w:p>
+      <w:pPr>
+        <w:spacing w:after="0" w:line="240" w:lineRule="auto"/>
+        <w:ind w:left="792"/>
+        <w:rPr>
+          <w:sz w:val="18"/>
+          <w:szCs w:val="18"/>
+          <w:lang w:val="en-US"/>
+        </w:rPr>
+      </w:pPr>
+      <w:r>
+        <w:rPr>
+          <w:sz w:val="18"/>
+          <w:szCs w:val="18"/>
+          <w:lang w:val="en-US"/>
+        </w:rPr>
+        <w:t xml:space="preserve">PARTITION OF </w:t>
+      </w:r>
+      <w:proofErr w:type="spellStart"/>
+      <w:r>
+        <w:rPr>
+          <w:sz w:val="18"/>
+          <w:szCs w:val="18"/>
+          <w:lang w:val="en-US"/>
+        </w:rPr>
+        <w:t>order_items</w:t>
+      </w:r>
+      <w:proofErr w:type="spellEnd"/>
+    </w:p>
+    <w:p>
+      <w:pPr>
+        <w:spacing w:after="0" w:line="240" w:lineRule="auto"/>
+        <w:ind w:left="792"/>
+        <w:rPr>
+          <w:sz w:val="18"/>
+          <w:szCs w:val="18"/>
+          <w:lang w:val="en-US"/>
+        </w:rPr>
+      </w:pPr>
+      <w:r>
+        <w:rPr>
+          <w:sz w:val="18"/>
+          <w:szCs w:val="18"/>
+          <w:lang w:val="en-US"/>
+        </w:rPr>
+        <w:t>FOR VALUES WITH (MODULUS 4, REMAINDER 1);</w:t>
+      </w:r>
+    </w:p>
+    <w:p>
+      <w:pPr>
+        <w:spacing w:after="0" w:line="240" w:lineRule="auto"/>
+        <w:ind w:left="792"/>
+        <w:rPr>
+          <w:sz w:val="18"/>
+          <w:szCs w:val="18"/>
+          <w:lang w:val="en-US"/>
+        </w:rPr>
+      </w:pPr>
+    </w:p>
+    <w:p>
+      <w:pPr>
+        <w:spacing w:after="0" w:line="240" w:lineRule="auto"/>
+        <w:ind w:left="792"/>
+        <w:rPr>
+          <w:sz w:val="18"/>
+          <w:szCs w:val="18"/>
+          <w:lang w:val="en-US"/>
+        </w:rPr>
+      </w:pPr>
+      <w:r>
+        <w:rPr>
+          <w:sz w:val="18"/>
+          <w:szCs w:val="18"/>
+          <w:lang w:val="en-US"/>
+        </w:rPr>
+        <w:t xml:space="preserve">CREATE TABLE </w:t>
+      </w:r>
+      <w:proofErr w:type="gramStart"/>
+      <w:r>
+        <w:rPr>
+          <w:sz w:val="18"/>
+          <w:szCs w:val="18"/>
+          <w:lang w:val="en-US"/>
+        </w:rPr>
+        <w:t>IF NOT</w:t>
+      </w:r>
+      <w:proofErr w:type="gramEnd"/>
+      <w:r>
+        <w:rPr>
+          <w:sz w:val="18"/>
+          <w:szCs w:val="18"/>
+          <w:lang w:val="en-US"/>
+        </w:rPr>
+        <w:t xml:space="preserve"> EXISTS </w:t>
+      </w:r>
+      <w:r>
+        <w:rPr>
+          <w:b/>
+          <w:bCs/>
+          <w:sz w:val="18"/>
+          <w:szCs w:val="18"/>
+          <w:lang w:val="en-US"/>
+        </w:rPr>
+        <w:t>order_items_p2</w:t>
+      </w:r>
+    </w:p>
+    <w:p>
+      <w:pPr>
+        <w:spacing w:after="0" w:line="240" w:lineRule="auto"/>
+        <w:ind w:left="792"/>
+        <w:rPr>
+          <w:sz w:val="18"/>
+          <w:szCs w:val="18"/>
+          <w:lang w:val="en-US"/>
+        </w:rPr>
+      </w:pPr>
+      <w:r>
+        <w:rPr>
+          <w:sz w:val="18"/>
+          <w:szCs w:val="18"/>
+          <w:lang w:val="en-US"/>
+        </w:rPr>
+        <w:t xml:space="preserve">PARTITION OF </w:t>
+      </w:r>
+      <w:proofErr w:type="spellStart"/>
+      <w:r>
+        <w:rPr>
+          <w:sz w:val="18"/>
+          <w:szCs w:val="18"/>
+          <w:lang w:val="en-US"/>
+        </w:rPr>
+        <w:t>order_items</w:t>
+      </w:r>
+      <w:proofErr w:type="spellEnd"/>
+    </w:p>
+    <w:p>
+      <w:pPr>
+        <w:spacing w:after="0" w:line="240" w:lineRule="auto"/>
+        <w:ind w:left="792"/>
+        <w:rPr>
+          <w:sz w:val="18"/>
+          <w:szCs w:val="18"/>
+          <w:lang w:val="en-US"/>
+        </w:rPr>
+      </w:pPr>
+      <w:r>
+        <w:rPr>
+          <w:sz w:val="18"/>
+          <w:szCs w:val="18"/>
+          <w:lang w:val="en-US"/>
+        </w:rPr>
+        <w:t>FOR VALUES WITH (MODULUS 4, REMAINDER 2);</w:t>
+      </w:r>
+    </w:p>
+    <w:p>
+      <w:pPr>
+        <w:spacing w:after="0" w:line="240" w:lineRule="auto"/>
+        <w:ind w:left="792"/>
+        <w:rPr>
+          <w:sz w:val="18"/>
+          <w:szCs w:val="18"/>
+          <w:lang w:val="en-US"/>
+        </w:rPr>
+      </w:pPr>
+    </w:p>
+    <w:p>
+      <w:pPr>
+        <w:spacing w:after="0" w:line="240" w:lineRule="auto"/>
+        <w:ind w:left="792"/>
+        <w:rPr>
+          <w:sz w:val="18"/>
+          <w:szCs w:val="18"/>
+          <w:lang w:val="en-US"/>
+        </w:rPr>
+      </w:pPr>
+      <w:r>
+        <w:rPr>
+          <w:sz w:val="18"/>
+          <w:szCs w:val="18"/>
+          <w:lang w:val="en-US"/>
+        </w:rPr>
+        <w:t xml:space="preserve">CREATE TABLE IF NOT EXISTS </w:t>
+      </w:r>
+      <w:r>
+        <w:rPr>
+          <w:b/>
+          <w:bCs/>
+          <w:sz w:val="18"/>
+          <w:szCs w:val="18"/>
+          <w:lang w:val="en-US"/>
+        </w:rPr>
+        <w:t>order_items_p3</w:t>
+      </w:r>
+    </w:p>
+    <w:p>
+      <w:pPr>
+        <w:spacing w:after="0" w:line="240" w:lineRule="auto"/>
+        <w:ind w:left="792"/>
+        <w:rPr>
+          <w:sz w:val="18"/>
+          <w:szCs w:val="18"/>
+          <w:lang w:val="en-US"/>
+        </w:rPr>
+      </w:pPr>
+      <w:r>
+        <w:rPr>
+          <w:sz w:val="18"/>
+          <w:szCs w:val="18"/>
+          <w:lang w:val="en-US"/>
+        </w:rPr>
+        <w:t xml:space="preserve">PARTITION OF </w:t>
+      </w:r>
+      <w:proofErr w:type="spellStart"/>
+      <w:r>
+        <w:rPr>
+          <w:sz w:val="18"/>
+          <w:szCs w:val="18"/>
+          <w:lang w:val="en-US"/>
+        </w:rPr>
+        <w:t>order_items</w:t>
+      </w:r>
+      <w:proofErr w:type="spellEnd"/>
+    </w:p>
+    <w:p>
+      <w:pPr>
+        <w:spacing w:after="0" w:line="240" w:lineRule="auto"/>
+        <w:ind w:left="792"/>
+        <w:rPr>
+          <w:sz w:val="18"/>
+          <w:szCs w:val="18"/>
+          <w:lang w:val="en-US"/>
+        </w:rPr>
+      </w:pPr>
+      <w:r>
+        <w:rPr>
+          <w:sz w:val="18"/>
+          <w:szCs w:val="18"/>
+          <w:lang w:val="en-US"/>
+        </w:rPr>
+        <w:t>FOR VALUES WITH (MODULUS 4, REMAINDER 3);</w:t>
+      </w:r>
+    </w:p>
+    <w:p>
+      <w:pPr>
+        <w:rPr>
+          <w:lang w:val="en-US"/>
+        </w:rPr>
+      </w:pPr>
+    </w:p>
+    <w:p>
+      <w:pPr>
+        <w:rPr>
+          <w:lang w:val="en-US"/>
+        </w:rPr>
+      </w:pPr>
+    </w:p>
+    <w:p>
+      <w:pPr>
+        <w:rPr>
+          <w:lang w:val="en-US"/>
+        </w:rPr>
+      </w:pPr>
     </w:p>
     <w:p>
       <w:pPr>
         <w:pStyle w:val="Prrafodelista"/>
-        <w:numPr>
-          <w:ilvl w:val="0"/>
-          <w:numId w:val="1"/>
-        </w:numPr>
-        <w:outlineLvl w:val="0"/>
-      </w:pPr>
-      <w:bookmarkStart w:id="24" w:name="_Toc230033415"/>
-      <w:r>
-        <w:t>Diccionario de datos.</w:t>
-      </w:r>
-      <w:bookmarkEnd w:id="24"/>
-    </w:p>
-    <w:p>
-      <w:pPr>
-        <w:pStyle w:val="Prrafodelista"/>
-        <w:numPr>
-          <w:ilvl w:val="1"/>
-          <w:numId w:val="1"/>
-        </w:numPr>
+        <w:ind w:left="792"/>
         <w:outlineLvl w:val="1"/>
-      </w:pPr>
-      <w:bookmarkStart w:id="25" w:name="_Toc230033416"/>
-      <w:r>
-        <w:t>Script SQL preliminares.</w:t>
-      </w:r>
-      <w:bookmarkEnd w:id="25"/>
-    </w:p>
-    <w:p>
-      <w:pPr>
-        <w:pStyle w:val="Prrafodelista"/>
-        <w:numPr>
-          <w:ilvl w:val="1"/>
-          <w:numId w:val="1"/>
-        </w:numPr>
-        <w:outlineLvl w:val="1"/>
-      </w:pPr>
-      <w:bookmarkStart w:id="26" w:name="_Toc230033417"/>
-      <w:r>
-        <w:t>Ejemplos de datos.</w:t>
-      </w:r>
-      <w:bookmarkEnd w:id="26"/>
-      <w:r>
-        <w:t xml:space="preserve">  </w:t>
-      </w:r>
+        <w:rPr>
+          <w:lang w:val="en-US"/>
+        </w:rPr>
+      </w:pPr>
     </w:p>
     <w:sectPr>
       <w:pgSz w:w="12240" w:h="15840"/>
@@ -3312,6 +7267,119 @@
 <file path=word/numbering.xml><?xml version="1.0" encoding="utf-8"?>
 <w:numbering xmlns:wpc="http://schemas.microsoft.com/office/word/2010/wordprocessingCanvas" xmlns:cx="http://schemas.microsoft.com/office/drawing/2014/chartex" xmlns:cx1="http://schemas.microsoft.com/office/drawing/2015/9/8/chartex" xmlns:cx2="http://schemas.microsoft.com/office/drawing/2015/10/21/chartex" xmlns:cx3="http://schemas.microsoft.com/office/drawing/2016/5/9/chartex" xmlns:cx4="http://schemas.microsoft.com/office/drawing/2016/5/10/chartex" xmlns:cx5="http://schemas.microsoft.com/office/drawing/2016/5/11/chartex" xmlns:cx6="http://schemas.microsoft.com/office/drawing/2016/5/12/chartex" xmlns:cx7="http://schemas.microsoft.com/office/drawing/2016/5/13/chartex" xmlns:cx8="http://schemas.microsoft.com/office/drawing/2016/5/14/chartex" xmlns:mc="http://schemas.openxmlformats.org/markup-compatibility/2006" xmlns:aink="http://schemas.microsoft.com/office/drawing/2016/ink" xmlns:am3d="http://schemas.microsoft.com/office/drawing/2017/model3d" xmlns:o="urn:schemas-microsoft-com:office:office" xmlns:oel="http://schemas.microsoft.com/office/2019/extlst" xmlns:r="http://schemas.openxmlformats.org/officeDocument/2006/relationships" xmlns:m="http://schemas.openxmlformats.org/officeDocument/2006/math" xmlns:v="urn:schemas-microsoft-com:vml" xmlns:wp14="http://schemas.microsoft.com/office/word/2010/wordprocessingDrawing" xmlns:wp="http://schemas.openxmlformats.org/drawingml/2006/wordprocessingDrawing" xmlns:w10="urn:schemas-microsoft-com:office:word" xmlns:w="http://schemas.openxmlformats.org/wordprocessingml/2006/main" xmlns:w14="http://schemas.microsoft.com/office/word/2010/wordml" xmlns:w15="http://schemas.microsoft.com/office/word/2012/wordml" xmlns:w16cex="http://schemas.microsoft.com/office/word/2018/wordml/cex" xmlns:w16cid="http://schemas.microsoft.com/office/word/2016/wordml/cid" xmlns:w16="http://schemas.microsoft.com/office/word/2018/wordml" xmlns:w16du="http://schemas.microsoft.com/office/word/2023/wordml/word16du" xmlns:w16sdtdh="http://schemas.microsoft.com/office/word/2020/wordml/sdtdatahash" xmlns:w16sdtfl="http://schemas.microsoft.com/office/word/2024/wordml/sdtformatlock" xmlns:w16se="http://schemas.microsoft.com/office/word/2015/wordml/symex" xmlns:wpg="http://schemas.microsoft.com/office/word/2010/wordprocessingGroup" xmlns:wpi="http://schemas.microsoft.com/office/word/2010/wordprocessingInk" xmlns:wne="http://schemas.microsoft.com/office/word/2006/wordml" xmlns:wps="http://schemas.microsoft.com/office/word/2010/wordprocessingShape" mc:Ignorable="w14 w15 w16se w16cid w16 w16cex w16sdtdh w16sdtfl w16du wp14">
   <w:abstractNum w:abstractNumId="0" w15:restartNumberingAfterBreak="0">
+    <w:nsid w:val="16586CAC"/>
+    <w:multiLevelType w:val="hybridMultilevel"/>
+    <w:tmpl w:val="51D2652E"/>
+    <w:lvl w:ilvl="0" w:tplc="04090001">
+      <w:start w:val="1"/>
+      <w:numFmt w:val="bullet"/>
+      <w:lvlText w:val=""/>
+      <w:lvlJc w:val="left"/>
+      <w:pPr>
+        <w:ind w:left="1440" w:hanging="360"/>
+      </w:pPr>
+      <w:rPr>
+        <w:rFonts w:ascii="Symbol" w:hAnsi="Symbol" w:hint="default"/>
+      </w:rPr>
+    </w:lvl>
+    <w:lvl w:ilvl="1" w:tplc="04090003" w:tentative="1">
+      <w:start w:val="1"/>
+      <w:numFmt w:val="bullet"/>
+      <w:lvlText w:val="o"/>
+      <w:lvlJc w:val="left"/>
+      <w:pPr>
+        <w:ind w:left="2160" w:hanging="360"/>
+      </w:pPr>
+      <w:rPr>
+        <w:rFonts w:ascii="Courier New" w:hAnsi="Courier New" w:cs="Courier New" w:hint="default"/>
+      </w:rPr>
+    </w:lvl>
+    <w:lvl w:ilvl="2" w:tplc="04090005" w:tentative="1">
+      <w:start w:val="1"/>
+      <w:numFmt w:val="bullet"/>
+      <w:lvlText w:val=""/>
+      <w:lvlJc w:val="left"/>
+      <w:pPr>
+        <w:ind w:left="2880" w:hanging="360"/>
+      </w:pPr>
+      <w:rPr>
+        <w:rFonts w:ascii="Wingdings" w:hAnsi="Wingdings" w:hint="default"/>
+      </w:rPr>
+    </w:lvl>
+    <w:lvl w:ilvl="3" w:tplc="04090001" w:tentative="1">
+      <w:start w:val="1"/>
+      <w:numFmt w:val="bullet"/>
+      <w:lvlText w:val=""/>
+      <w:lvlJc w:val="left"/>
+      <w:pPr>
+        <w:ind w:left="3600" w:hanging="360"/>
+      </w:pPr>
+      <w:rPr>
+        <w:rFonts w:ascii="Symbol" w:hAnsi="Symbol" w:hint="default"/>
+      </w:rPr>
+    </w:lvl>
+    <w:lvl w:ilvl="4" w:tplc="04090003" w:tentative="1">
+      <w:start w:val="1"/>
+      <w:numFmt w:val="bullet"/>
+      <w:lvlText w:val="o"/>
+      <w:lvlJc w:val="left"/>
+      <w:pPr>
+        <w:ind w:left="4320" w:hanging="360"/>
+      </w:pPr>
+      <w:rPr>
+        <w:rFonts w:ascii="Courier New" w:hAnsi="Courier New" w:cs="Courier New" w:hint="default"/>
+      </w:rPr>
+    </w:lvl>
+    <w:lvl w:ilvl="5" w:tplc="04090005" w:tentative="1">
+      <w:start w:val="1"/>
+      <w:numFmt w:val="bullet"/>
+      <w:lvlText w:val=""/>
+      <w:lvlJc w:val="left"/>
+      <w:pPr>
+        <w:ind w:left="5040" w:hanging="360"/>
+      </w:pPr>
+      <w:rPr>
+        <w:rFonts w:ascii="Wingdings" w:hAnsi="Wingdings" w:hint="default"/>
+      </w:rPr>
+    </w:lvl>
+    <w:lvl w:ilvl="6" w:tplc="04090001" w:tentative="1">
+      <w:start w:val="1"/>
+      <w:numFmt w:val="bullet"/>
+      <w:lvlText w:val=""/>
+      <w:lvlJc w:val="left"/>
+      <w:pPr>
+        <w:ind w:left="5760" w:hanging="360"/>
+      </w:pPr>
+      <w:rPr>
+        <w:rFonts w:ascii="Symbol" w:hAnsi="Symbol" w:hint="default"/>
+      </w:rPr>
+    </w:lvl>
+    <w:lvl w:ilvl="7" w:tplc="04090003" w:tentative="1">
+      <w:start w:val="1"/>
+      <w:numFmt w:val="bullet"/>
+      <w:lvlText w:val="o"/>
+      <w:lvlJc w:val="left"/>
+      <w:pPr>
+        <w:ind w:left="6480" w:hanging="360"/>
+      </w:pPr>
+      <w:rPr>
+        <w:rFonts w:ascii="Courier New" w:hAnsi="Courier New" w:cs="Courier New" w:hint="default"/>
+      </w:rPr>
+    </w:lvl>
+    <w:lvl w:ilvl="8" w:tplc="04090005" w:tentative="1">
+      <w:start w:val="1"/>
+      <w:numFmt w:val="bullet"/>
+      <w:lvlText w:val=""/>
+      <w:lvlJc w:val="left"/>
+      <w:pPr>
+        <w:ind w:left="7200" w:hanging="360"/>
+      </w:pPr>
+      <w:rPr>
+        <w:rFonts w:ascii="Wingdings" w:hAnsi="Wingdings" w:hint="default"/>
+      </w:rPr>
+    </w:lvl>
+  </w:abstractNum>
+  <w:abstractNum w:abstractNumId="1" w15:restartNumberingAfterBreak="0">
     <w:nsid w:val="21FE454B"/>
     <w:multiLevelType w:val="multilevel"/>
     <w:tmpl w:val="0409001F"/>
@@ -3400,7 +7468,7 @@
       </w:pPr>
     </w:lvl>
   </w:abstractNum>
-  <w:abstractNum w:abstractNumId="1" w15:restartNumberingAfterBreak="0">
+  <w:abstractNum w:abstractNumId="2" w15:restartNumberingAfterBreak="0">
     <w:nsid w:val="6E806DC9"/>
     <w:multiLevelType w:val="hybridMultilevel"/>
     <w:tmpl w:val="F4A4C172"/>
@@ -3514,10 +7582,13 @@
     </w:lvl>
   </w:abstractNum>
   <w:num w:numId="1" w16cid:durableId="678123600">
-    <w:abstractNumId w:val="0"/>
+    <w:abstractNumId w:val="1"/>
   </w:num>
   <w:num w:numId="2" w16cid:durableId="215699330">
-    <w:abstractNumId w:val="1"/>
+    <w:abstractNumId w:val="2"/>
+  </w:num>
+  <w:num w:numId="3" w16cid:durableId="170684984">
+    <w:abstractNumId w:val="0"/>
   </w:num>
 </w:numbering>
 </file>
